--- a/Quiz/Ch16 Quiz ANS.docx
+++ b/Quiz/Ch16 Quiz ANS.docx
@@ -85,114 +85,1047 @@
       <w:r>
         <w:rPr>
           <w:rFonts w:ascii="Times New Roman" w:hAnsi="Times New Roman" w:cs="Times New Roman"/>
-          <w:bCs/>
-          <w:szCs w:val="21"/>
-        </w:rPr>
-        <w:t>1</w:t>
-      </w:r>
-      <w:r>
-        <w:rPr>
-          <w:rFonts w:ascii="Times New Roman" w:hAnsi="Times New Roman" w:cs="Times New Roman"/>
-          <w:szCs w:val="21"/>
-        </w:rPr>
-        <w:t>. What is the primary disadvantage of using Polling instead of Interrupts?</w:t>
-      </w:r>
-    </w:p>
-    <w:p>
-      <w:pPr>
-        <w:spacing w:after="0" w:line="240" w:lineRule="auto"/>
-        <w:rPr>
-          <w:rFonts w:ascii="Times New Roman" w:hAnsi="Times New Roman" w:cs="Times New Roman"/>
-          <w:szCs w:val="21"/>
-        </w:rPr>
-      </w:pPr>
-      <w:r>
-        <w:rPr>
-          <w:rFonts w:ascii="Times New Roman" w:hAnsi="Times New Roman" w:cs="Times New Roman"/>
-          <w:szCs w:val="21"/>
-        </w:rPr>
-        <w:t>A. Polling is more complex to implement.</w:t>
-      </w:r>
-    </w:p>
-    <w:p>
-      <w:pPr>
-        <w:spacing w:after="0" w:line="240" w:lineRule="auto"/>
-        <w:rPr>
-          <w:rFonts w:ascii="Times New Roman" w:hAnsi="Times New Roman" w:cs="Times New Roman"/>
-          <w:szCs w:val="21"/>
-        </w:rPr>
-      </w:pPr>
-      <w:r>
-        <w:rPr>
-          <w:rFonts w:ascii="Times New Roman" w:hAnsi="Times New Roman" w:cs="Times New Roman"/>
-          <w:szCs w:val="21"/>
-        </w:rPr>
-        <w:t>B. Polling wastes CPU cycles by continuously checking for events.</w:t>
-      </w:r>
-    </w:p>
-    <w:p>
-      <w:pPr>
-        <w:spacing w:after="0" w:line="240" w:lineRule="auto"/>
-        <w:rPr>
-          <w:rFonts w:ascii="Times New Roman" w:hAnsi="Times New Roman" w:cs="Times New Roman"/>
-          <w:szCs w:val="21"/>
-        </w:rPr>
-      </w:pPr>
-      <w:r>
-        <w:rPr>
-          <w:rFonts w:ascii="Times New Roman" w:hAnsi="Times New Roman" w:cs="Times New Roman"/>
-          <w:szCs w:val="21"/>
-        </w:rPr>
-        <w:t>C. Polling cannot handle multiple devices.</w:t>
-      </w:r>
-    </w:p>
-    <w:p>
-      <w:pPr>
-        <w:spacing w:after="0" w:line="240" w:lineRule="auto"/>
-        <w:rPr>
-          <w:rFonts w:ascii="Times New Roman" w:eastAsiaTheme="minorEastAsia" w:hAnsi="Times New Roman" w:cs="Times New Roman"/>
-          <w:szCs w:val="21"/>
-          <w:lang w:eastAsia="zh-CN"/>
-        </w:rPr>
-      </w:pPr>
-      <w:r>
-        <w:rPr>
-          <w:rFonts w:ascii="Times New Roman" w:hAnsi="Times New Roman" w:cs="Times New Roman"/>
-          <w:szCs w:val="21"/>
-        </w:rPr>
-        <w:t>D. Polling requires more hardware wiring than interrupts.</w:t>
-      </w:r>
-    </w:p>
-    <w:p>
-      <w:pPr>
-        <w:spacing w:after="0" w:line="240" w:lineRule="auto"/>
-        <w:rPr>
-          <w:rFonts w:ascii="Times New Roman" w:eastAsiaTheme="minorEastAsia" w:hAnsi="Times New Roman" w:cs="Times New Roman"/>
-          <w:szCs w:val="21"/>
-          <w:lang w:eastAsia="zh-CN"/>
-        </w:rPr>
-      </w:pPr>
-      <w:r>
-        <w:rPr>
-          <w:rFonts w:ascii="Times New Roman" w:eastAsiaTheme="minorEastAsia" w:hAnsi="Times New Roman" w:cs="Times New Roman" w:hint="eastAsia"/>
-          <w:szCs w:val="21"/>
-          <w:lang w:eastAsia="zh-CN"/>
-        </w:rPr>
-        <w:t>ANS</w:t>
-      </w:r>
-      <w:r>
-        <w:rPr>
-          <w:rFonts w:ascii="Times New Roman" w:eastAsiaTheme="minorEastAsia" w:hAnsi="Times New Roman" w:cs="Times New Roman"/>
-          <w:szCs w:val="21"/>
-          <w:lang w:eastAsia="zh-CN"/>
-        </w:rPr>
-        <w:t xml:space="preserve">: </w:t>
-      </w:r>
-      <w:r>
-        <w:rPr>
-          <w:rFonts w:ascii="Times New Roman" w:eastAsiaTheme="minorEastAsia" w:hAnsi="Times New Roman" w:cs="Times New Roman"/>
-          <w:szCs w:val="21"/>
-          <w:lang w:eastAsia="zh-CN"/>
+          <w:szCs w:val="21"/>
+        </w:rPr>
+        <w:t>1. Which register is used to divide the CPU clock frequency to generate a slower Timer Clock frequency?</w:t>
+      </w:r>
+    </w:p>
+    <w:p>
+      <w:pPr>
+        <w:spacing w:after="0" w:line="240" w:lineRule="auto"/>
+        <w:rPr>
+          <w:rFonts w:ascii="Times New Roman" w:hAnsi="Times New Roman" w:cs="Times New Roman"/>
+          <w:szCs w:val="21"/>
+        </w:rPr>
+      </w:pPr>
+      <w:r>
+        <w:rPr>
+          <w:rFonts w:ascii="Times New Roman" w:hAnsi="Times New Roman" w:cs="Times New Roman"/>
+          <w:szCs w:val="21"/>
+        </w:rPr>
+        <w:t>A. Auto-Reload Register (ARR)</w:t>
+      </w:r>
+    </w:p>
+    <w:p>
+      <w:pPr>
+        <w:spacing w:after="0" w:line="240" w:lineRule="auto"/>
+        <w:rPr>
+          <w:rFonts w:ascii="Times New Roman" w:hAnsi="Times New Roman" w:cs="Times New Roman"/>
+          <w:szCs w:val="21"/>
+        </w:rPr>
+      </w:pPr>
+      <w:r>
+        <w:rPr>
+          <w:rFonts w:ascii="Times New Roman" w:hAnsi="Times New Roman" w:cs="Times New Roman"/>
+          <w:szCs w:val="21"/>
+        </w:rPr>
+        <w:t>B. Capture Compare Register (CCR)</w:t>
+      </w:r>
+    </w:p>
+    <w:p>
+      <w:pPr>
+        <w:spacing w:after="0" w:line="240" w:lineRule="auto"/>
+        <w:rPr>
+          <w:rFonts w:ascii="Times New Roman" w:hAnsi="Times New Roman" w:cs="Times New Roman"/>
+          <w:szCs w:val="21"/>
+        </w:rPr>
+      </w:pPr>
+      <w:r>
+        <w:rPr>
+          <w:rFonts w:ascii="Times New Roman" w:hAnsi="Times New Roman" w:cs="Times New Roman"/>
+          <w:szCs w:val="21"/>
+        </w:rPr>
+        <w:t>C. Prescaler Register (PSC)</w:t>
+      </w:r>
+    </w:p>
+    <w:p>
+      <w:pPr>
+        <w:spacing w:after="0" w:line="240" w:lineRule="auto"/>
+        <w:rPr>
+          <w:rFonts w:ascii="Times New Roman" w:hAnsi="Times New Roman" w:cs="Times New Roman"/>
+          <w:szCs w:val="21"/>
+        </w:rPr>
+      </w:pPr>
+      <w:r>
+        <w:rPr>
+          <w:rFonts w:ascii="Times New Roman" w:hAnsi="Times New Roman" w:cs="Times New Roman"/>
+          <w:szCs w:val="21"/>
+        </w:rPr>
+        <w:t>D. Control Register (CR1)</w:t>
+      </w:r>
+    </w:p>
+    <w:p>
+      <w:pPr>
+        <w:spacing w:after="0" w:line="240" w:lineRule="auto"/>
+        <w:rPr>
+          <w:rFonts w:ascii="Times New Roman" w:hAnsi="Times New Roman" w:cs="Times New Roman"/>
+          <w:szCs w:val="21"/>
+        </w:rPr>
+      </w:pPr>
+      <w:r>
+        <w:rPr>
+          <w:rFonts w:ascii="Times New Roman" w:hAnsi="Times New Roman" w:cs="Times New Roman"/>
+          <w:szCs w:val="21"/>
+        </w:rPr>
+        <w:t xml:space="preserve">ANS: </w:t>
+      </w:r>
+      <w:r>
+        <w:rPr>
+          <w:rFonts w:ascii="Times New Roman" w:hAnsi="Times New Roman" w:cs="Times New Roman"/>
+          <w:szCs w:val="21"/>
+        </w:rPr>
+        <w:t>C (Prescaler Register)</w:t>
+      </w:r>
+    </w:p>
+    <w:p>
+      <w:pPr>
+        <w:spacing w:after="0" w:line="240" w:lineRule="auto"/>
+        <w:rPr>
+          <w:rFonts w:ascii="Times New Roman" w:hAnsi="Times New Roman" w:cs="Times New Roman"/>
+          <w:szCs w:val="21"/>
+        </w:rPr>
+      </w:pPr>
+    </w:p>
+    <w:p>
+      <w:pPr>
+        <w:spacing w:after="0" w:line="240" w:lineRule="auto"/>
+        <w:rPr>
+          <w:rFonts w:ascii="Times New Roman" w:hAnsi="Times New Roman" w:cs="Times New Roman"/>
+          <w:szCs w:val="21"/>
+        </w:rPr>
+      </w:pPr>
+      <w:r>
+        <w:rPr>
+          <w:rFonts w:ascii="Times New Roman" w:hAnsi="Times New Roman" w:cs="Times New Roman"/>
+          <w:szCs w:val="21"/>
+        </w:rPr>
+        <w:t>2</w:t>
+      </w:r>
+      <w:r>
+        <w:rPr>
+          <w:rFonts w:ascii="Times New Roman" w:hAnsi="Times New Roman" w:cs="Times New Roman"/>
+          <w:szCs w:val="21"/>
+        </w:rPr>
+        <w:t>. If the CPU Clock is 16 MHz and PSC is set to 15999, what is the Timer Clock frequency (fCK_CNT)?</w:t>
+      </w:r>
+    </w:p>
+    <w:p>
+      <w:pPr>
+        <w:spacing w:after="0" w:line="240" w:lineRule="auto"/>
+        <w:rPr>
+          <w:rFonts w:ascii="Times New Roman" w:hAnsi="Times New Roman" w:cs="Times New Roman"/>
+          <w:szCs w:val="21"/>
+        </w:rPr>
+      </w:pPr>
+      <w:r>
+        <w:rPr>
+          <w:rFonts w:ascii="Times New Roman" w:hAnsi="Times New Roman" w:cs="Times New Roman"/>
+          <w:szCs w:val="21"/>
+        </w:rPr>
+        <w:t>A. 16 MHz</w:t>
+      </w:r>
+    </w:p>
+    <w:p>
+      <w:pPr>
+        <w:spacing w:after="0" w:line="240" w:lineRule="auto"/>
+        <w:rPr>
+          <w:rFonts w:ascii="Times New Roman" w:hAnsi="Times New Roman" w:cs="Times New Roman"/>
+          <w:szCs w:val="21"/>
+        </w:rPr>
+      </w:pPr>
+      <w:r>
+        <w:rPr>
+          <w:rFonts w:ascii="Times New Roman" w:hAnsi="Times New Roman" w:cs="Times New Roman"/>
+          <w:szCs w:val="21"/>
+        </w:rPr>
+        <w:t>B. 1 MHz</w:t>
+      </w:r>
+    </w:p>
+    <w:p>
+      <w:pPr>
+        <w:spacing w:after="0" w:line="240" w:lineRule="auto"/>
+        <w:rPr>
+          <w:rFonts w:ascii="Times New Roman" w:hAnsi="Times New Roman" w:cs="Times New Roman"/>
+          <w:szCs w:val="21"/>
+        </w:rPr>
+      </w:pPr>
+      <w:r>
+        <w:rPr>
+          <w:rFonts w:ascii="Times New Roman" w:hAnsi="Times New Roman" w:cs="Times New Roman"/>
+          <w:szCs w:val="21"/>
+        </w:rPr>
+        <w:t>C. 1 kHz</w:t>
+      </w:r>
+    </w:p>
+    <w:p>
+      <w:pPr>
+        <w:spacing w:after="0" w:line="240" w:lineRule="auto"/>
+        <w:rPr>
+          <w:rFonts w:ascii="Times New Roman" w:hAnsi="Times New Roman" w:cs="Times New Roman"/>
+          <w:szCs w:val="21"/>
+        </w:rPr>
+      </w:pPr>
+      <w:r>
+        <w:rPr>
+          <w:rFonts w:ascii="Times New Roman" w:hAnsi="Times New Roman" w:cs="Times New Roman"/>
+          <w:szCs w:val="21"/>
+        </w:rPr>
+        <w:t>D. 100 Hz</w:t>
+      </w:r>
+    </w:p>
+    <w:p>
+      <w:pPr>
+        <w:spacing w:after="0" w:line="240" w:lineRule="auto"/>
+        <w:rPr>
+          <w:rFonts w:ascii="Times New Roman" w:hAnsi="Times New Roman" w:cs="Times New Roman"/>
+          <w:szCs w:val="21"/>
+        </w:rPr>
+      </w:pPr>
+      <w:r>
+        <w:rPr>
+          <w:rFonts w:ascii="Times New Roman" w:hAnsi="Times New Roman" w:cs="Times New Roman"/>
+          <w:szCs w:val="21"/>
+        </w:rPr>
+        <w:t xml:space="preserve">ANS: </w:t>
+      </w:r>
+      <w:r>
+        <w:rPr>
+          <w:rFonts w:ascii="Times New Roman" w:hAnsi="Times New Roman" w:cs="Times New Roman"/>
+          <w:szCs w:val="21"/>
+        </w:rPr>
+        <w:t>C (16,000,000 / (15999 + 1) = 1,000 Hz = 1 kHz)</w:t>
+      </w:r>
+    </w:p>
+    <w:p>
+      <w:pPr>
+        <w:spacing w:after="0" w:line="240" w:lineRule="auto"/>
+        <w:rPr>
+          <w:rFonts w:ascii="Times New Roman" w:hAnsi="Times New Roman" w:cs="Times New Roman"/>
+          <w:szCs w:val="21"/>
+        </w:rPr>
+      </w:pPr>
+    </w:p>
+    <w:p>
+      <w:pPr>
+        <w:spacing w:after="0" w:line="240" w:lineRule="auto"/>
+        <w:rPr>
+          <w:rFonts w:ascii="Times New Roman" w:hAnsi="Times New Roman" w:cs="Times New Roman"/>
+          <w:szCs w:val="21"/>
+        </w:rPr>
+      </w:pPr>
+      <w:r>
+        <w:rPr>
+          <w:rFonts w:ascii="Times New Roman" w:hAnsi="Times New Roman" w:cs="Times New Roman"/>
+          <w:szCs w:val="21"/>
+        </w:rPr>
+        <w:t>3</w:t>
+      </w:r>
+      <w:r>
+        <w:rPr>
+          <w:rFonts w:ascii="Times New Roman" w:hAnsi="Times New Roman" w:cs="Times New Roman"/>
+          <w:szCs w:val="21"/>
+        </w:rPr>
+        <w:t>. In Up-counting Mode, what happens when the Counter reaches the value in the Auto-Reload Register (ARR)?</w:t>
+      </w:r>
+    </w:p>
+    <w:p>
+      <w:pPr>
+        <w:spacing w:after="0" w:line="240" w:lineRule="auto"/>
+        <w:rPr>
+          <w:rFonts w:ascii="Times New Roman" w:hAnsi="Times New Roman" w:cs="Times New Roman"/>
+          <w:szCs w:val="21"/>
+        </w:rPr>
+      </w:pPr>
+      <w:r>
+        <w:rPr>
+          <w:rFonts w:ascii="Times New Roman" w:hAnsi="Times New Roman" w:cs="Times New Roman"/>
+          <w:szCs w:val="21"/>
+        </w:rPr>
+        <w:t>A. It stops counting immediately.</w:t>
+      </w:r>
+    </w:p>
+    <w:p>
+      <w:pPr>
+        <w:spacing w:after="0" w:line="240" w:lineRule="auto"/>
+        <w:rPr>
+          <w:rFonts w:ascii="Times New Roman" w:hAnsi="Times New Roman" w:cs="Times New Roman"/>
+          <w:szCs w:val="21"/>
+        </w:rPr>
+      </w:pPr>
+      <w:r>
+        <w:rPr>
+          <w:rFonts w:ascii="Times New Roman" w:hAnsi="Times New Roman" w:cs="Times New Roman"/>
+          <w:szCs w:val="21"/>
+        </w:rPr>
+        <w:t>B. It resets to 0 and generates an Update Event (UEV).</w:t>
+      </w:r>
+    </w:p>
+    <w:p>
+      <w:pPr>
+        <w:spacing w:after="0" w:line="240" w:lineRule="auto"/>
+        <w:rPr>
+          <w:rFonts w:ascii="Times New Roman" w:hAnsi="Times New Roman" w:cs="Times New Roman"/>
+          <w:szCs w:val="21"/>
+        </w:rPr>
+      </w:pPr>
+      <w:r>
+        <w:rPr>
+          <w:rFonts w:ascii="Times New Roman" w:hAnsi="Times New Roman" w:cs="Times New Roman"/>
+          <w:szCs w:val="21"/>
+        </w:rPr>
+        <w:t>C. It reverses direction and starts counting down.</w:t>
+      </w:r>
+    </w:p>
+    <w:p>
+      <w:pPr>
+        <w:spacing w:after="0" w:line="240" w:lineRule="auto"/>
+        <w:rPr>
+          <w:rFonts w:ascii="Times New Roman" w:hAnsi="Times New Roman" w:cs="Times New Roman"/>
+          <w:szCs w:val="21"/>
+        </w:rPr>
+      </w:pPr>
+      <w:r>
+        <w:rPr>
+          <w:rFonts w:ascii="Times New Roman" w:hAnsi="Times New Roman" w:cs="Times New Roman"/>
+          <w:szCs w:val="21"/>
+        </w:rPr>
+        <w:t>D. It waits for a software reset trigger.</w:t>
+      </w:r>
+    </w:p>
+    <w:p>
+      <w:pPr>
+        <w:spacing w:after="0" w:line="240" w:lineRule="auto"/>
+        <w:rPr>
+          <w:rFonts w:ascii="Times New Roman" w:hAnsi="Times New Roman" w:cs="Times New Roman"/>
+          <w:szCs w:val="21"/>
+        </w:rPr>
+      </w:pPr>
+      <w:r>
+        <w:rPr>
+          <w:rFonts w:ascii="Times New Roman" w:hAnsi="Times New Roman" w:cs="Times New Roman"/>
+          <w:szCs w:val="21"/>
+        </w:rPr>
+        <w:t xml:space="preserve">ANS: </w:t>
+      </w:r>
+      <w:r>
+        <w:rPr>
+          <w:rFonts w:ascii="Times New Roman" w:hAnsi="Times New Roman" w:cs="Times New Roman"/>
+          <w:szCs w:val="21"/>
+        </w:rPr>
+        <w:t>B (Resets to 0 and generates UEV)</w:t>
+      </w:r>
+    </w:p>
+    <w:p>
+      <w:pPr>
+        <w:spacing w:after="0" w:line="240" w:lineRule="auto"/>
+        <w:rPr>
+          <w:rFonts w:ascii="Times New Roman" w:hAnsi="Times New Roman" w:cs="Times New Roman"/>
+          <w:szCs w:val="21"/>
+        </w:rPr>
+      </w:pPr>
+    </w:p>
+    <w:p>
+      <w:pPr>
+        <w:spacing w:after="0" w:line="240" w:lineRule="auto"/>
+        <w:rPr>
+          <w:rFonts w:ascii="Times New Roman" w:hAnsi="Times New Roman" w:cs="Times New Roman"/>
+          <w:szCs w:val="21"/>
+        </w:rPr>
+      </w:pPr>
+      <w:r>
+        <w:rPr>
+          <w:rFonts w:ascii="Times New Roman" w:hAnsi="Times New Roman" w:cs="Times New Roman"/>
+          <w:szCs w:val="21"/>
+        </w:rPr>
+        <w:t>4</w:t>
+      </w:r>
+      <w:r>
+        <w:rPr>
+          <w:rFonts w:ascii="Times New Roman" w:hAnsi="Times New Roman" w:cs="Times New Roman"/>
+          <w:szCs w:val="21"/>
+        </w:rPr>
+        <w:t>. The formula for the Timer Period in Up-counting mode is:</w:t>
+      </w:r>
+    </w:p>
+    <w:p>
+      <w:pPr>
+        <w:spacing w:after="0" w:line="240" w:lineRule="auto"/>
+        <w:rPr>
+          <w:rFonts w:ascii="Times New Roman" w:hAnsi="Times New Roman" w:cs="Times New Roman"/>
+          <w:szCs w:val="21"/>
+        </w:rPr>
+      </w:pPr>
+      <w:r>
+        <w:rPr>
+          <w:rFonts w:ascii="Times New Roman" w:hAnsi="Times New Roman" w:cs="Times New Roman"/>
+          <w:szCs w:val="21"/>
+        </w:rPr>
+        <w:t>A. (ARR + 1) * Clock Period</w:t>
+      </w:r>
+    </w:p>
+    <w:p>
+      <w:pPr>
+        <w:spacing w:after="0" w:line="240" w:lineRule="auto"/>
+        <w:rPr>
+          <w:rFonts w:ascii="Times New Roman" w:hAnsi="Times New Roman" w:cs="Times New Roman"/>
+          <w:szCs w:val="21"/>
+        </w:rPr>
+      </w:pPr>
+      <w:r>
+        <w:rPr>
+          <w:rFonts w:ascii="Times New Roman" w:hAnsi="Times New Roman" w:cs="Times New Roman"/>
+          <w:szCs w:val="21"/>
+        </w:rPr>
+        <w:t>B. ARR * Clock Period</w:t>
+      </w:r>
+    </w:p>
+    <w:p>
+      <w:pPr>
+        <w:spacing w:after="0" w:line="240" w:lineRule="auto"/>
+        <w:rPr>
+          <w:rFonts w:ascii="Times New Roman" w:hAnsi="Times New Roman" w:cs="Times New Roman"/>
+          <w:szCs w:val="21"/>
+        </w:rPr>
+      </w:pPr>
+      <w:r>
+        <w:rPr>
+          <w:rFonts w:ascii="Times New Roman" w:hAnsi="Times New Roman" w:cs="Times New Roman"/>
+          <w:szCs w:val="21"/>
+        </w:rPr>
+        <w:t>C. (PSC + 1) * ARR</w:t>
+      </w:r>
+    </w:p>
+    <w:p>
+      <w:pPr>
+        <w:spacing w:after="0" w:line="240" w:lineRule="auto"/>
+        <w:rPr>
+          <w:rFonts w:ascii="Times New Roman" w:hAnsi="Times New Roman" w:cs="Times New Roman"/>
+          <w:szCs w:val="21"/>
+        </w:rPr>
+      </w:pPr>
+      <w:r>
+        <w:rPr>
+          <w:rFonts w:ascii="Times New Roman" w:hAnsi="Times New Roman" w:cs="Times New Roman"/>
+          <w:szCs w:val="21"/>
+        </w:rPr>
+        <w:t>D. 2 * ARR * Clock Period</w:t>
+      </w:r>
+    </w:p>
+    <w:p>
+      <w:pPr>
+        <w:spacing w:after="0" w:line="240" w:lineRule="auto"/>
+        <w:rPr>
+          <w:rFonts w:ascii="Times New Roman" w:hAnsi="Times New Roman" w:cs="Times New Roman"/>
+          <w:szCs w:val="21"/>
+        </w:rPr>
+      </w:pPr>
+      <w:r>
+        <w:rPr>
+          <w:rFonts w:ascii="Times New Roman" w:hAnsi="Times New Roman" w:cs="Times New Roman"/>
+          <w:szCs w:val="21"/>
+        </w:rPr>
+        <w:t xml:space="preserve">ANS: </w:t>
+      </w:r>
+      <w:r>
+        <w:rPr>
+          <w:rFonts w:ascii="Times New Roman" w:hAnsi="Times New Roman" w:cs="Times New Roman"/>
+          <w:szCs w:val="21"/>
+        </w:rPr>
+        <w:t>A</w:t>
+      </w:r>
+    </w:p>
+    <w:p>
+      <w:pPr>
+        <w:spacing w:after="0" w:line="240" w:lineRule="auto"/>
+        <w:rPr>
+          <w:rFonts w:ascii="Times New Roman" w:hAnsi="Times New Roman" w:cs="Times New Roman"/>
+          <w:szCs w:val="21"/>
+        </w:rPr>
+      </w:pPr>
+    </w:p>
+    <w:p>
+      <w:pPr>
+        <w:spacing w:after="0" w:line="240" w:lineRule="auto"/>
+        <w:rPr>
+          <w:rFonts w:ascii="Times New Roman" w:hAnsi="Times New Roman" w:cs="Times New Roman"/>
+          <w:szCs w:val="21"/>
+        </w:rPr>
+      </w:pPr>
+      <w:r>
+        <w:rPr>
+          <w:rFonts w:ascii="Times New Roman" w:hAnsi="Times New Roman" w:cs="Times New Roman"/>
+          <w:szCs w:val="21"/>
+        </w:rPr>
+        <w:t>5</w:t>
+      </w:r>
+      <w:r>
+        <w:rPr>
+          <w:rFonts w:ascii="Times New Roman" w:hAnsi="Times New Roman" w:cs="Times New Roman"/>
+          <w:szCs w:val="21"/>
+        </w:rPr>
+        <w:t>. In Center-aligned Counting Mode, the counter counts:</w:t>
+      </w:r>
+    </w:p>
+    <w:p>
+      <w:pPr>
+        <w:spacing w:after="0" w:line="240" w:lineRule="auto"/>
+        <w:rPr>
+          <w:rFonts w:ascii="Times New Roman" w:hAnsi="Times New Roman" w:cs="Times New Roman"/>
+          <w:szCs w:val="21"/>
+        </w:rPr>
+      </w:pPr>
+      <w:r>
+        <w:rPr>
+          <w:rFonts w:ascii="Times New Roman" w:hAnsi="Times New Roman" w:cs="Times New Roman"/>
+          <w:szCs w:val="21"/>
+        </w:rPr>
+        <w:t>A. Up from 0 to ARR, then resets to 0.</w:t>
+      </w:r>
+    </w:p>
+    <w:p>
+      <w:pPr>
+        <w:spacing w:after="0" w:line="240" w:lineRule="auto"/>
+        <w:rPr>
+          <w:rFonts w:ascii="Times New Roman" w:hAnsi="Times New Roman" w:cs="Times New Roman"/>
+          <w:szCs w:val="21"/>
+        </w:rPr>
+      </w:pPr>
+      <w:r>
+        <w:rPr>
+          <w:rFonts w:ascii="Times New Roman" w:hAnsi="Times New Roman" w:cs="Times New Roman"/>
+          <w:szCs w:val="21"/>
+        </w:rPr>
+        <w:t>B. Down from ARR to 0, then resets to ARR.</w:t>
+      </w:r>
+    </w:p>
+    <w:p>
+      <w:pPr>
+        <w:spacing w:after="0" w:line="240" w:lineRule="auto"/>
+        <w:rPr>
+          <w:rFonts w:ascii="Times New Roman" w:hAnsi="Times New Roman" w:cs="Times New Roman"/>
+          <w:szCs w:val="21"/>
+        </w:rPr>
+      </w:pPr>
+      <w:r>
+        <w:rPr>
+          <w:rFonts w:ascii="Times New Roman" w:hAnsi="Times New Roman" w:cs="Times New Roman"/>
+          <w:szCs w:val="21"/>
+        </w:rPr>
+        <w:t>C. Up from 0 to ARR, then Down from ARR to 0.</w:t>
+      </w:r>
+    </w:p>
+    <w:p>
+      <w:pPr>
+        <w:spacing w:after="0" w:line="240" w:lineRule="auto"/>
+        <w:rPr>
+          <w:rFonts w:ascii="Times New Roman" w:hAnsi="Times New Roman" w:cs="Times New Roman"/>
+          <w:szCs w:val="21"/>
+        </w:rPr>
+      </w:pPr>
+      <w:r>
+        <w:rPr>
+          <w:rFonts w:ascii="Times New Roman" w:hAnsi="Times New Roman" w:cs="Times New Roman"/>
+          <w:szCs w:val="21"/>
+        </w:rPr>
+        <w:t>D. Randomly between 0 and ARR.</w:t>
+      </w:r>
+    </w:p>
+    <w:p>
+      <w:pPr>
+        <w:spacing w:after="0" w:line="240" w:lineRule="auto"/>
+        <w:rPr>
+          <w:rFonts w:ascii="Times New Roman" w:hAnsi="Times New Roman" w:cs="Times New Roman"/>
+          <w:szCs w:val="21"/>
+        </w:rPr>
+      </w:pPr>
+      <w:r>
+        <w:rPr>
+          <w:rFonts w:ascii="Times New Roman" w:hAnsi="Times New Roman" w:cs="Times New Roman"/>
+          <w:szCs w:val="21"/>
+        </w:rPr>
+        <w:t xml:space="preserve">ANS: </w:t>
+      </w:r>
+      <w:r>
+        <w:rPr>
+          <w:rFonts w:ascii="Times New Roman" w:hAnsi="Times New Roman" w:cs="Times New Roman"/>
+          <w:szCs w:val="21"/>
+        </w:rPr>
+        <w:t>C</w:t>
+      </w:r>
+    </w:p>
+    <w:p>
+      <w:pPr>
+        <w:spacing w:after="0" w:line="240" w:lineRule="auto"/>
+        <w:rPr>
+          <w:rFonts w:ascii="Times New Roman" w:hAnsi="Times New Roman" w:cs="Times New Roman"/>
+          <w:szCs w:val="21"/>
+        </w:rPr>
+      </w:pPr>
+    </w:p>
+    <w:p>
+      <w:pPr>
+        <w:spacing w:after="0" w:line="240" w:lineRule="auto"/>
+        <w:rPr>
+          <w:rFonts w:ascii="Times New Roman" w:hAnsi="Times New Roman" w:cs="Times New Roman"/>
+          <w:szCs w:val="21"/>
+        </w:rPr>
+      </w:pPr>
+      <w:r>
+        <w:rPr>
+          <w:rFonts w:ascii="Times New Roman" w:hAnsi="Times New Roman" w:cs="Times New Roman"/>
+          <w:szCs w:val="21"/>
+        </w:rPr>
+        <w:t>6</w:t>
+      </w:r>
+      <w:r>
+        <w:rPr>
+          <w:rFonts w:ascii="Times New Roman" w:hAnsi="Times New Roman" w:cs="Times New Roman"/>
+          <w:szCs w:val="21"/>
+        </w:rPr>
+        <w:t>. Which PWM Mode behaves as "Low True" (Active Low) in Up-counting mode?</w:t>
+      </w:r>
+    </w:p>
+    <w:p>
+      <w:pPr>
+        <w:spacing w:after="0" w:line="240" w:lineRule="auto"/>
+        <w:rPr>
+          <w:rFonts w:ascii="Times New Roman" w:hAnsi="Times New Roman" w:cs="Times New Roman"/>
+          <w:szCs w:val="21"/>
+        </w:rPr>
+      </w:pPr>
+      <w:r>
+        <w:rPr>
+          <w:rFonts w:ascii="Times New Roman" w:hAnsi="Times New Roman" w:cs="Times New Roman"/>
+          <w:szCs w:val="21"/>
+        </w:rPr>
+        <w:t>A. PWM Mode 1</w:t>
+      </w:r>
+    </w:p>
+    <w:p>
+      <w:pPr>
+        <w:spacing w:after="0" w:line="240" w:lineRule="auto"/>
+        <w:rPr>
+          <w:rFonts w:ascii="Times New Roman" w:hAnsi="Times New Roman" w:cs="Times New Roman"/>
+          <w:szCs w:val="21"/>
+        </w:rPr>
+      </w:pPr>
+      <w:r>
+        <w:rPr>
+          <w:rFonts w:ascii="Times New Roman" w:hAnsi="Times New Roman" w:cs="Times New Roman"/>
+          <w:szCs w:val="21"/>
+        </w:rPr>
+        <w:t>B. PWM Mode 2</w:t>
+      </w:r>
+    </w:p>
+    <w:p>
+      <w:pPr>
+        <w:spacing w:after="0" w:line="240" w:lineRule="auto"/>
+        <w:rPr>
+          <w:rFonts w:ascii="Times New Roman" w:hAnsi="Times New Roman" w:cs="Times New Roman"/>
+          <w:szCs w:val="21"/>
+        </w:rPr>
+      </w:pPr>
+      <w:r>
+        <w:rPr>
+          <w:rFonts w:ascii="Times New Roman" w:hAnsi="Times New Roman" w:cs="Times New Roman"/>
+          <w:szCs w:val="21"/>
+        </w:rPr>
+        <w:t>C. Center-aligned Mode</w:t>
+      </w:r>
+    </w:p>
+    <w:p>
+      <w:pPr>
+        <w:spacing w:after="0" w:line="240" w:lineRule="auto"/>
+        <w:rPr>
+          <w:rFonts w:ascii="Times New Roman" w:hAnsi="Times New Roman" w:cs="Times New Roman"/>
+          <w:szCs w:val="21"/>
+        </w:rPr>
+      </w:pPr>
+      <w:r>
+        <w:rPr>
+          <w:rFonts w:ascii="Times New Roman" w:hAnsi="Times New Roman" w:cs="Times New Roman"/>
+          <w:szCs w:val="21"/>
+        </w:rPr>
+        <w:t>D. Capture Mode</w:t>
+      </w:r>
+    </w:p>
+    <w:p>
+      <w:pPr>
+        <w:spacing w:after="0" w:line="240" w:lineRule="auto"/>
+        <w:rPr>
+          <w:rFonts w:ascii="Times New Roman" w:hAnsi="Times New Roman" w:cs="Times New Roman"/>
+          <w:szCs w:val="21"/>
+        </w:rPr>
+      </w:pPr>
+      <w:r>
+        <w:rPr>
+          <w:rFonts w:ascii="Times New Roman" w:hAnsi="Times New Roman" w:cs="Times New Roman"/>
+          <w:szCs w:val="21"/>
+        </w:rPr>
+        <w:t xml:space="preserve">ANS: </w:t>
+      </w:r>
+      <w:r>
+        <w:rPr>
+          <w:rFonts w:ascii="Times New Roman" w:hAnsi="Times New Roman" w:cs="Times New Roman"/>
+          <w:szCs w:val="21"/>
+        </w:rPr>
+        <w:t>A (Mode 1 is Low True/Active when CNT &lt; CCR)</w:t>
+      </w:r>
+    </w:p>
+    <w:p>
+      <w:pPr>
+        <w:spacing w:after="0" w:line="240" w:lineRule="auto"/>
+        <w:rPr>
+          <w:rFonts w:ascii="Times New Roman" w:hAnsi="Times New Roman" w:cs="Times New Roman"/>
+          <w:szCs w:val="21"/>
+        </w:rPr>
+      </w:pPr>
+    </w:p>
+    <w:p>
+      <w:pPr>
+        <w:spacing w:after="0" w:line="240" w:lineRule="auto"/>
+        <w:rPr>
+          <w:rFonts w:ascii="Times New Roman" w:hAnsi="Times New Roman" w:cs="Times New Roman"/>
+          <w:szCs w:val="21"/>
+        </w:rPr>
+      </w:pPr>
+      <w:r>
+        <w:rPr>
+          <w:rFonts w:ascii="Times New Roman" w:hAnsi="Times New Roman" w:cs="Times New Roman"/>
+          <w:szCs w:val="21"/>
+        </w:rPr>
+        <w:t>7</w:t>
+      </w:r>
+      <w:r>
+        <w:rPr>
+          <w:rFonts w:ascii="Times New Roman" w:hAnsi="Times New Roman" w:cs="Times New Roman"/>
+          <w:szCs w:val="21"/>
+        </w:rPr>
+        <w:t>. In PWM Mode 1 (Up-counting), if CNT &lt; CCR, the output is:</w:t>
+      </w:r>
+    </w:p>
+    <w:p>
+      <w:pPr>
+        <w:spacing w:after="0" w:line="240" w:lineRule="auto"/>
+        <w:rPr>
+          <w:rFonts w:ascii="Times New Roman" w:hAnsi="Times New Roman" w:cs="Times New Roman"/>
+          <w:szCs w:val="21"/>
+        </w:rPr>
+      </w:pPr>
+      <w:r>
+        <w:rPr>
+          <w:rFonts w:ascii="Times New Roman" w:hAnsi="Times New Roman" w:cs="Times New Roman"/>
+          <w:szCs w:val="21"/>
+        </w:rPr>
+        <w:t>A. Active (High)</w:t>
+      </w:r>
+    </w:p>
+    <w:p>
+      <w:pPr>
+        <w:spacing w:after="0" w:line="240" w:lineRule="auto"/>
+        <w:rPr>
+          <w:rFonts w:ascii="Times New Roman" w:hAnsi="Times New Roman" w:cs="Times New Roman"/>
+          <w:szCs w:val="21"/>
+        </w:rPr>
+      </w:pPr>
+      <w:r>
+        <w:rPr>
+          <w:rFonts w:ascii="Times New Roman" w:hAnsi="Times New Roman" w:cs="Times New Roman"/>
+          <w:szCs w:val="21"/>
+        </w:rPr>
+        <w:t>B. Inactive (Low)</w:t>
+      </w:r>
+    </w:p>
+    <w:p>
+      <w:pPr>
+        <w:spacing w:after="0" w:line="240" w:lineRule="auto"/>
+        <w:rPr>
+          <w:rFonts w:ascii="Times New Roman" w:hAnsi="Times New Roman" w:cs="Times New Roman"/>
+          <w:szCs w:val="21"/>
+        </w:rPr>
+      </w:pPr>
+      <w:r>
+        <w:rPr>
+          <w:rFonts w:ascii="Times New Roman" w:hAnsi="Times New Roman" w:cs="Times New Roman"/>
+          <w:szCs w:val="21"/>
+        </w:rPr>
+        <w:t>C. Toggled</w:t>
+      </w:r>
+    </w:p>
+    <w:p>
+      <w:pPr>
+        <w:spacing w:after="0" w:line="240" w:lineRule="auto"/>
+        <w:rPr>
+          <w:rFonts w:ascii="Times New Roman" w:hAnsi="Times New Roman" w:cs="Times New Roman"/>
+          <w:szCs w:val="21"/>
+        </w:rPr>
+      </w:pPr>
+      <w:r>
+        <w:rPr>
+          <w:rFonts w:ascii="Times New Roman" w:hAnsi="Times New Roman" w:cs="Times New Roman"/>
+          <w:szCs w:val="21"/>
+        </w:rPr>
+        <w:t>D. Undefined</w:t>
+      </w:r>
+    </w:p>
+    <w:p>
+      <w:pPr>
+        <w:spacing w:after="0" w:line="240" w:lineRule="auto"/>
+        <w:rPr>
+          <w:rFonts w:ascii="Times New Roman" w:hAnsi="Times New Roman" w:cs="Times New Roman"/>
+          <w:szCs w:val="21"/>
+        </w:rPr>
+      </w:pPr>
+      <w:r>
+        <w:rPr>
+          <w:rFonts w:ascii="Times New Roman" w:hAnsi="Times New Roman" w:cs="Times New Roman"/>
+          <w:szCs w:val="21"/>
+        </w:rPr>
+        <w:t xml:space="preserve">ANS: </w:t>
+      </w:r>
+      <w:r>
+        <w:rPr>
+          <w:rFonts w:ascii="Times New Roman" w:hAnsi="Times New Roman" w:cs="Times New Roman"/>
+          <w:szCs w:val="21"/>
+        </w:rPr>
+        <w:t>A</w:t>
+      </w:r>
+    </w:p>
+    <w:p>
+      <w:pPr>
+        <w:spacing w:after="0" w:line="240" w:lineRule="auto"/>
+        <w:rPr>
+          <w:rFonts w:ascii="Times New Roman" w:hAnsi="Times New Roman" w:cs="Times New Roman"/>
+          <w:szCs w:val="21"/>
+        </w:rPr>
+      </w:pPr>
+    </w:p>
+    <w:p>
+      <w:pPr>
+        <w:spacing w:after="0" w:line="240" w:lineRule="auto"/>
+        <w:rPr>
+          <w:rFonts w:ascii="Times New Roman" w:hAnsi="Times New Roman" w:cs="Times New Roman"/>
+          <w:szCs w:val="21"/>
+        </w:rPr>
+      </w:pPr>
+      <w:r>
+        <w:rPr>
+          <w:rFonts w:ascii="Times New Roman" w:hAnsi="Times New Roman" w:cs="Times New Roman"/>
+          <w:szCs w:val="21"/>
+        </w:rPr>
+        <w:lastRenderedPageBreak/>
+        <w:t>8</w:t>
+      </w:r>
+      <w:r>
+        <w:rPr>
+          <w:rFonts w:ascii="Times New Roman" w:hAnsi="Times New Roman" w:cs="Times New Roman"/>
+          <w:szCs w:val="21"/>
+        </w:rPr>
+        <w:t>. To increase the Duty Cycle in PWM Mode 1, you should:</w:t>
+      </w:r>
+    </w:p>
+    <w:p>
+      <w:pPr>
+        <w:spacing w:after="0" w:line="240" w:lineRule="auto"/>
+        <w:rPr>
+          <w:rFonts w:ascii="Times New Roman" w:hAnsi="Times New Roman" w:cs="Times New Roman"/>
+          <w:szCs w:val="21"/>
+        </w:rPr>
+      </w:pPr>
+      <w:r>
+        <w:rPr>
+          <w:rFonts w:ascii="Times New Roman" w:hAnsi="Times New Roman" w:cs="Times New Roman"/>
+          <w:szCs w:val="21"/>
+        </w:rPr>
+        <w:t>A. Decrease the CCR value.</w:t>
+      </w:r>
+    </w:p>
+    <w:p>
+      <w:pPr>
+        <w:spacing w:after="0" w:line="240" w:lineRule="auto"/>
+        <w:rPr>
+          <w:rFonts w:ascii="Times New Roman" w:hAnsi="Times New Roman" w:cs="Times New Roman"/>
+          <w:szCs w:val="21"/>
+        </w:rPr>
+      </w:pPr>
+      <w:r>
+        <w:rPr>
+          <w:rFonts w:ascii="Times New Roman" w:hAnsi="Times New Roman" w:cs="Times New Roman"/>
+          <w:szCs w:val="21"/>
+        </w:rPr>
+        <w:t>B. Increase the CCR value.</w:t>
+      </w:r>
+    </w:p>
+    <w:p>
+      <w:pPr>
+        <w:spacing w:after="0" w:line="240" w:lineRule="auto"/>
+        <w:rPr>
+          <w:rFonts w:ascii="Times New Roman" w:hAnsi="Times New Roman" w:cs="Times New Roman"/>
+          <w:szCs w:val="21"/>
+        </w:rPr>
+      </w:pPr>
+      <w:r>
+        <w:rPr>
+          <w:rFonts w:ascii="Times New Roman" w:hAnsi="Times New Roman" w:cs="Times New Roman"/>
+          <w:szCs w:val="21"/>
+        </w:rPr>
+        <w:t>C. Set ARR to 0.</w:t>
+      </w:r>
+    </w:p>
+    <w:p>
+      <w:pPr>
+        <w:spacing w:after="0" w:line="240" w:lineRule="auto"/>
+        <w:rPr>
+          <w:rFonts w:ascii="Times New Roman" w:hAnsi="Times New Roman" w:cs="Times New Roman"/>
+          <w:szCs w:val="21"/>
+        </w:rPr>
+      </w:pPr>
+      <w:r>
+        <w:rPr>
+          <w:rFonts w:ascii="Times New Roman" w:hAnsi="Times New Roman" w:cs="Times New Roman"/>
+          <w:szCs w:val="21"/>
+        </w:rPr>
+        <w:t>D. Increase the Prescaler (PSC).</w:t>
+      </w:r>
+    </w:p>
+    <w:p>
+      <w:pPr>
+        <w:spacing w:after="0" w:line="240" w:lineRule="auto"/>
+        <w:rPr>
+          <w:rFonts w:ascii="Times New Roman" w:hAnsi="Times New Roman" w:cs="Times New Roman"/>
+          <w:szCs w:val="21"/>
+        </w:rPr>
+      </w:pPr>
+      <w:r>
+        <w:rPr>
+          <w:rFonts w:ascii="Times New Roman" w:hAnsi="Times New Roman" w:cs="Times New Roman"/>
+          <w:szCs w:val="21"/>
+        </w:rPr>
+        <w:t xml:space="preserve">ANS: </w:t>
+      </w:r>
+      <w:r>
+        <w:rPr>
+          <w:rFonts w:ascii="Times New Roman" w:hAnsi="Times New Roman" w:cs="Times New Roman"/>
+          <w:szCs w:val="21"/>
+        </w:rPr>
+        <w:t>B (Higher CCR means the "Active" condition CNT &lt; CCR lasts longer)</w:t>
+      </w:r>
+    </w:p>
+    <w:p>
+      <w:pPr>
+        <w:spacing w:after="0" w:line="240" w:lineRule="auto"/>
+        <w:rPr>
+          <w:rFonts w:ascii="Times New Roman" w:hAnsi="Times New Roman" w:cs="Times New Roman"/>
+          <w:szCs w:val="21"/>
+        </w:rPr>
+      </w:pPr>
+    </w:p>
+    <w:p>
+      <w:pPr>
+        <w:spacing w:after="0" w:line="240" w:lineRule="auto"/>
+        <w:rPr>
+          <w:rFonts w:ascii="Times New Roman" w:hAnsi="Times New Roman" w:cs="Times New Roman"/>
+          <w:szCs w:val="21"/>
+        </w:rPr>
+      </w:pPr>
+      <w:r>
+        <w:rPr>
+          <w:rFonts w:ascii="Times New Roman" w:hAnsi="Times New Roman" w:cs="Times New Roman"/>
+          <w:szCs w:val="21"/>
+        </w:rPr>
+        <w:t>9</w:t>
+      </w:r>
+      <w:r>
+        <w:rPr>
+          <w:rFonts w:ascii="Times New Roman" w:hAnsi="Times New Roman" w:cs="Times New Roman"/>
+          <w:szCs w:val="21"/>
+        </w:rPr>
+        <w:t>. How is the Duty Cycle calculated for PWM Mode 1?</w:t>
+      </w:r>
+    </w:p>
+    <w:p>
+      <w:pPr>
+        <w:spacing w:after="0" w:line="240" w:lineRule="auto"/>
+        <w:rPr>
+          <w:rFonts w:ascii="Times New Roman" w:hAnsi="Times New Roman" w:cs="Times New Roman"/>
+          <w:szCs w:val="21"/>
+        </w:rPr>
+      </w:pPr>
+      <w:r>
+        <w:rPr>
+          <w:rFonts w:ascii="Times New Roman" w:hAnsi="Times New Roman" w:cs="Times New Roman"/>
+          <w:szCs w:val="21"/>
+        </w:rPr>
+        <w:t>A. Duty Cycle = 1 - (CCR / (ARR + 1))</w:t>
+      </w:r>
+    </w:p>
+    <w:p>
+      <w:pPr>
+        <w:spacing w:after="0" w:line="240" w:lineRule="auto"/>
+        <w:rPr>
+          <w:rFonts w:ascii="Times New Roman" w:hAnsi="Times New Roman" w:cs="Times New Roman"/>
+          <w:szCs w:val="21"/>
+        </w:rPr>
+      </w:pPr>
+      <w:r>
+        <w:rPr>
+          <w:rFonts w:ascii="Times New Roman" w:hAnsi="Times New Roman" w:cs="Times New Roman"/>
+          <w:szCs w:val="21"/>
+        </w:rPr>
+        <w:t>B. Duty Cycle = CCR / (ARR + 1)</w:t>
+      </w:r>
+    </w:p>
+    <w:p>
+      <w:pPr>
+        <w:spacing w:after="0" w:line="240" w:lineRule="auto"/>
+        <w:rPr>
+          <w:rFonts w:ascii="Times New Roman" w:hAnsi="Times New Roman" w:cs="Times New Roman"/>
+          <w:szCs w:val="21"/>
+        </w:rPr>
+      </w:pPr>
+      <w:r>
+        <w:rPr>
+          <w:rFonts w:ascii="Times New Roman" w:hAnsi="Times New Roman" w:cs="Times New Roman"/>
+          <w:szCs w:val="21"/>
+        </w:rPr>
+        <w:t>C. Duty Cycle = (ARR + 1) / CCR</w:t>
+      </w:r>
+    </w:p>
+    <w:p>
+      <w:pPr>
+        <w:spacing w:after="0" w:line="240" w:lineRule="auto"/>
+        <w:rPr>
+          <w:rFonts w:ascii="Times New Roman" w:hAnsi="Times New Roman" w:cs="Times New Roman"/>
+          <w:szCs w:val="21"/>
+        </w:rPr>
+      </w:pPr>
+      <w:r>
+        <w:rPr>
+          <w:rFonts w:ascii="Times New Roman" w:hAnsi="Times New Roman" w:cs="Times New Roman"/>
+          <w:szCs w:val="21"/>
+        </w:rPr>
+        <w:t>D. Duty Cycle = PSC / ARR</w:t>
+      </w:r>
+    </w:p>
+    <w:p>
+      <w:pPr>
+        <w:spacing w:after="0" w:line="240" w:lineRule="auto"/>
+        <w:rPr>
+          <w:rFonts w:ascii="Times New Roman" w:hAnsi="Times New Roman" w:cs="Times New Roman"/>
+          <w:szCs w:val="21"/>
+        </w:rPr>
+      </w:pPr>
+      <w:r>
+        <w:rPr>
+          <w:rFonts w:ascii="Times New Roman" w:hAnsi="Times New Roman" w:cs="Times New Roman"/>
+          <w:szCs w:val="21"/>
+        </w:rPr>
+        <w:t xml:space="preserve">ANS: </w:t>
+      </w:r>
+      <w:r>
+        <w:rPr>
+          <w:rFonts w:ascii="Times New Roman" w:hAnsi="Times New Roman" w:cs="Times New Roman"/>
+          <w:szCs w:val="21"/>
         </w:rPr>
         <w:t>B</w:t>
       </w:r>
@@ -219,2080 +1152,7 @@
           <w:rFonts w:ascii="Times New Roman" w:hAnsi="Times New Roman" w:cs="Times New Roman"/>
           <w:szCs w:val="21"/>
         </w:rPr>
-        <w:t>2. In the ARM Cortex-M architecture, what is the role of the Nested Vectored Interrupt Controller (NVIC)?</w:t>
-      </w:r>
-    </w:p>
-    <w:p>
-      <w:pPr>
-        <w:spacing w:after="0" w:line="240" w:lineRule="auto"/>
-        <w:rPr>
-          <w:rFonts w:ascii="Times New Roman" w:hAnsi="Times New Roman" w:cs="Times New Roman"/>
-          <w:szCs w:val="21"/>
-        </w:rPr>
-      </w:pPr>
-      <w:r>
-        <w:rPr>
-          <w:rFonts w:ascii="Times New Roman" w:hAnsi="Times New Roman" w:cs="Times New Roman"/>
-          <w:szCs w:val="21"/>
-        </w:rPr>
-        <w:t>A. To generate clock signals for the CPU.</w:t>
-      </w:r>
-    </w:p>
-    <w:p>
-      <w:pPr>
-        <w:spacing w:after="0" w:line="240" w:lineRule="auto"/>
-        <w:rPr>
-          <w:rFonts w:ascii="Times New Roman" w:hAnsi="Times New Roman" w:cs="Times New Roman"/>
-          <w:szCs w:val="21"/>
-        </w:rPr>
-      </w:pPr>
-      <w:r>
-        <w:rPr>
-          <w:rFonts w:ascii="Times New Roman" w:hAnsi="Times New Roman" w:cs="Times New Roman"/>
-          <w:szCs w:val="21"/>
-        </w:rPr>
-        <w:t>B. To coordinate multiple interrupt sources, manage priorities, and enable/disable interrupts.</w:t>
-      </w:r>
-    </w:p>
-    <w:p>
-      <w:pPr>
-        <w:spacing w:after="0" w:line="240" w:lineRule="auto"/>
-        <w:rPr>
-          <w:rFonts w:ascii="Times New Roman" w:hAnsi="Times New Roman" w:cs="Times New Roman"/>
-          <w:szCs w:val="21"/>
-        </w:rPr>
-      </w:pPr>
-      <w:r>
-        <w:rPr>
-          <w:rFonts w:ascii="Times New Roman" w:hAnsi="Times New Roman" w:cs="Times New Roman"/>
-          <w:szCs w:val="21"/>
-        </w:rPr>
-        <w:t>C. To automatically save all General Purpose Registers (R0-R15) to flash memory.</w:t>
-      </w:r>
-    </w:p>
-    <w:p>
-      <w:pPr>
-        <w:spacing w:after="0" w:line="240" w:lineRule="auto"/>
-        <w:rPr>
-          <w:rFonts w:ascii="Times New Roman" w:hAnsi="Times New Roman" w:cs="Times New Roman"/>
-          <w:szCs w:val="21"/>
-        </w:rPr>
-      </w:pPr>
-      <w:r>
-        <w:rPr>
-          <w:rFonts w:ascii="Times New Roman" w:hAnsi="Times New Roman" w:cs="Times New Roman"/>
-          <w:szCs w:val="21"/>
-        </w:rPr>
-        <w:t>D. To convert analog signals to digital signals for processing.</w:t>
-      </w:r>
-    </w:p>
-    <w:p>
-      <w:pPr>
-        <w:spacing w:after="0" w:line="240" w:lineRule="auto"/>
-        <w:rPr>
-          <w:rFonts w:ascii="Times New Roman" w:hAnsi="Times New Roman" w:cs="Times New Roman"/>
-          <w:szCs w:val="21"/>
-        </w:rPr>
-      </w:pPr>
-      <w:r>
-        <w:rPr>
-          <w:rFonts w:ascii="Times New Roman" w:hAnsi="Times New Roman" w:cs="Times New Roman"/>
-          <w:szCs w:val="21"/>
-        </w:rPr>
-        <w:t xml:space="preserve">ANS: </w:t>
-      </w:r>
-      <w:r>
-        <w:rPr>
-          <w:rFonts w:ascii="Times New Roman" w:hAnsi="Times New Roman" w:cs="Times New Roman"/>
-          <w:szCs w:val="21"/>
-        </w:rPr>
-        <w:t>B</w:t>
-      </w:r>
-    </w:p>
-    <w:p>
-      <w:pPr>
-        <w:spacing w:after="0" w:line="240" w:lineRule="auto"/>
-        <w:rPr>
-          <w:rFonts w:ascii="Times New Roman" w:hAnsi="Times New Roman" w:cs="Times New Roman"/>
-          <w:szCs w:val="21"/>
-        </w:rPr>
-      </w:pPr>
-    </w:p>
-    <w:p>
-      <w:pPr>
-        <w:spacing w:after="0" w:line="240" w:lineRule="auto"/>
-        <w:rPr>
-          <w:rFonts w:ascii="Times New Roman" w:hAnsi="Times New Roman" w:cs="Times New Roman"/>
-          <w:szCs w:val="21"/>
-        </w:rPr>
-      </w:pPr>
-      <w:r>
-        <w:rPr>
-          <w:rFonts w:ascii="Times New Roman" w:hAnsi="Times New Roman" w:cs="Times New Roman"/>
-          <w:szCs w:val="21"/>
-        </w:rPr>
-        <w:t>3. Where is the Interrupt Vector Table typically located in memory (before any relocation)?</w:t>
-      </w:r>
-    </w:p>
-    <w:p>
-      <w:pPr>
-        <w:spacing w:after="0" w:line="240" w:lineRule="auto"/>
-        <w:rPr>
-          <w:rFonts w:ascii="Times New Roman" w:hAnsi="Times New Roman" w:cs="Times New Roman"/>
-          <w:szCs w:val="21"/>
-        </w:rPr>
-      </w:pPr>
-      <w:r>
-        <w:rPr>
-          <w:rFonts w:ascii="Times New Roman" w:hAnsi="Times New Roman" w:cs="Times New Roman"/>
-          <w:szCs w:val="21"/>
-        </w:rPr>
-        <w:t>A. 0x20000000</w:t>
-      </w:r>
-    </w:p>
-    <w:p>
-      <w:pPr>
-        <w:spacing w:after="0" w:line="240" w:lineRule="auto"/>
-        <w:rPr>
-          <w:rFonts w:ascii="Times New Roman" w:hAnsi="Times New Roman" w:cs="Times New Roman"/>
-          <w:szCs w:val="21"/>
-        </w:rPr>
-      </w:pPr>
-      <w:r>
-        <w:rPr>
-          <w:rFonts w:ascii="Times New Roman" w:hAnsi="Times New Roman" w:cs="Times New Roman"/>
-          <w:szCs w:val="21"/>
-        </w:rPr>
-        <w:t>B. 0x08000000</w:t>
-      </w:r>
-    </w:p>
-    <w:p>
-      <w:pPr>
-        <w:spacing w:after="0" w:line="240" w:lineRule="auto"/>
-        <w:rPr>
-          <w:rFonts w:ascii="Times New Roman" w:hAnsi="Times New Roman" w:cs="Times New Roman"/>
-          <w:szCs w:val="21"/>
-        </w:rPr>
-      </w:pPr>
-      <w:r>
-        <w:rPr>
-          <w:rFonts w:ascii="Times New Roman" w:hAnsi="Times New Roman" w:cs="Times New Roman"/>
-          <w:szCs w:val="21"/>
-        </w:rPr>
-        <w:t>C. 0x00000000</w:t>
-      </w:r>
-    </w:p>
-    <w:p>
-      <w:pPr>
-        <w:spacing w:after="0" w:line="240" w:lineRule="auto"/>
-        <w:rPr>
-          <w:rFonts w:ascii="Times New Roman" w:hAnsi="Times New Roman" w:cs="Times New Roman"/>
-          <w:szCs w:val="21"/>
-        </w:rPr>
-      </w:pPr>
-      <w:r>
-        <w:rPr>
-          <w:rFonts w:ascii="Times New Roman" w:hAnsi="Times New Roman" w:cs="Times New Roman"/>
-          <w:szCs w:val="21"/>
-        </w:rPr>
-        <w:t>D. 0xFFFFFFFF</w:t>
-      </w:r>
-    </w:p>
-    <w:p>
-      <w:pPr>
-        <w:spacing w:after="0" w:line="240" w:lineRule="auto"/>
-        <w:rPr>
-          <w:rFonts w:ascii="Times New Roman" w:hAnsi="Times New Roman" w:cs="Times New Roman"/>
-          <w:szCs w:val="21"/>
-        </w:rPr>
-      </w:pPr>
-      <w:r>
-        <w:rPr>
-          <w:rFonts w:ascii="Times New Roman" w:hAnsi="Times New Roman" w:cs="Times New Roman"/>
-          <w:szCs w:val="21"/>
-        </w:rPr>
-        <w:t xml:space="preserve">ANS: </w:t>
-      </w:r>
-      <w:r>
-        <w:rPr>
-          <w:rFonts w:ascii="Times New Roman" w:hAnsi="Times New Roman" w:cs="Times New Roman"/>
-          <w:szCs w:val="21"/>
-        </w:rPr>
-        <w:t>C (0x00000000 is the typical start address)</w:t>
-      </w:r>
-    </w:p>
-    <w:p>
-      <w:pPr>
-        <w:spacing w:after="0" w:line="240" w:lineRule="auto"/>
-        <w:rPr>
-          <w:rFonts w:ascii="Times New Roman" w:hAnsi="Times New Roman" w:cs="Times New Roman"/>
-          <w:szCs w:val="21"/>
-        </w:rPr>
-      </w:pPr>
-    </w:p>
-    <w:p>
-      <w:pPr>
-        <w:spacing w:after="0" w:line="240" w:lineRule="auto"/>
-        <w:rPr>
-          <w:rFonts w:ascii="Times New Roman" w:hAnsi="Times New Roman" w:cs="Times New Roman"/>
-          <w:szCs w:val="21"/>
-        </w:rPr>
-      </w:pPr>
-      <w:r>
-        <w:rPr>
-          <w:rFonts w:ascii="Times New Roman" w:hAnsi="Times New Roman" w:cs="Times New Roman"/>
-          <w:szCs w:val="21"/>
-        </w:rPr>
-        <w:t>4</w:t>
-      </w:r>
-      <w:r>
-        <w:rPr>
-          <w:rFonts w:ascii="Times New Roman" w:hAnsi="Times New Roman" w:cs="Times New Roman"/>
-          <w:szCs w:val="21"/>
-        </w:rPr>
-        <w:t>. Which specific set of registers is automatically pushed onto the stack (Stacking) when an interrupt occurs?</w:t>
-      </w:r>
-    </w:p>
-    <w:p>
-      <w:pPr>
-        <w:spacing w:after="0" w:line="240" w:lineRule="auto"/>
-        <w:rPr>
-          <w:rFonts w:ascii="Times New Roman" w:hAnsi="Times New Roman" w:cs="Times New Roman"/>
-          <w:szCs w:val="21"/>
-        </w:rPr>
-      </w:pPr>
-      <w:r>
-        <w:rPr>
-          <w:rFonts w:ascii="Times New Roman" w:hAnsi="Times New Roman" w:cs="Times New Roman"/>
-          <w:szCs w:val="21"/>
-        </w:rPr>
-        <w:t>A. R0–R12, SP, LR, PC</w:t>
-      </w:r>
-    </w:p>
-    <w:p>
-      <w:pPr>
-        <w:spacing w:after="0" w:line="240" w:lineRule="auto"/>
-        <w:rPr>
-          <w:rFonts w:ascii="Times New Roman" w:hAnsi="Times New Roman" w:cs="Times New Roman"/>
-          <w:szCs w:val="21"/>
-        </w:rPr>
-      </w:pPr>
-      <w:r>
-        <w:rPr>
-          <w:rFonts w:ascii="Times New Roman" w:hAnsi="Times New Roman" w:cs="Times New Roman"/>
-          <w:szCs w:val="21"/>
-        </w:rPr>
-        <w:t>B. R0–R3, R12, LR, PC, xPSR</w:t>
-      </w:r>
-    </w:p>
-    <w:p>
-      <w:pPr>
-        <w:spacing w:after="0" w:line="240" w:lineRule="auto"/>
-        <w:rPr>
-          <w:rFonts w:ascii="Times New Roman" w:hAnsi="Times New Roman" w:cs="Times New Roman"/>
-          <w:szCs w:val="21"/>
-        </w:rPr>
-      </w:pPr>
-      <w:r>
-        <w:rPr>
-          <w:rFonts w:ascii="Times New Roman" w:hAnsi="Times New Roman" w:cs="Times New Roman"/>
-          <w:szCs w:val="21"/>
-        </w:rPr>
-        <w:t>C. R4–R11, SP</w:t>
-      </w:r>
-    </w:p>
-    <w:p>
-      <w:pPr>
-        <w:spacing w:after="0" w:line="240" w:lineRule="auto"/>
-        <w:rPr>
-          <w:rFonts w:ascii="Times New Roman" w:hAnsi="Times New Roman" w:cs="Times New Roman"/>
-          <w:szCs w:val="21"/>
-        </w:rPr>
-      </w:pPr>
-      <w:r>
-        <w:rPr>
-          <w:rFonts w:ascii="Times New Roman" w:hAnsi="Times New Roman" w:cs="Times New Roman"/>
-          <w:szCs w:val="21"/>
-        </w:rPr>
-        <w:t>D. All CPU registers (R0–R15)</w:t>
-      </w:r>
-    </w:p>
-    <w:p>
-      <w:pPr>
-        <w:spacing w:after="0" w:line="240" w:lineRule="auto"/>
-        <w:rPr>
-          <w:rFonts w:ascii="Times New Roman" w:hAnsi="Times New Roman" w:cs="Times New Roman"/>
-          <w:szCs w:val="21"/>
-        </w:rPr>
-      </w:pPr>
-      <w:r>
-        <w:rPr>
-          <w:rFonts w:ascii="Times New Roman" w:hAnsi="Times New Roman" w:cs="Times New Roman"/>
-          <w:szCs w:val="21"/>
-        </w:rPr>
-        <w:t xml:space="preserve">ANS: </w:t>
-      </w:r>
-      <w:r>
-        <w:rPr>
-          <w:rFonts w:ascii="Times New Roman" w:hAnsi="Times New Roman" w:cs="Times New Roman"/>
-          <w:szCs w:val="21"/>
-        </w:rPr>
-        <w:t>B</w:t>
-      </w:r>
-    </w:p>
-    <w:p>
-      <w:pPr>
-        <w:spacing w:after="0" w:line="240" w:lineRule="auto"/>
-        <w:rPr>
-          <w:rFonts w:ascii="Times New Roman" w:hAnsi="Times New Roman" w:cs="Times New Roman"/>
-          <w:szCs w:val="21"/>
-        </w:rPr>
-      </w:pPr>
-    </w:p>
-    <w:p>
-      <w:pPr>
-        <w:spacing w:after="0" w:line="240" w:lineRule="auto"/>
-        <w:rPr>
-          <w:rFonts w:ascii="Times New Roman" w:hAnsi="Times New Roman" w:cs="Times New Roman"/>
-          <w:szCs w:val="21"/>
-        </w:rPr>
-      </w:pPr>
-      <w:r>
-        <w:rPr>
-          <w:rFonts w:ascii="Times New Roman" w:hAnsi="Times New Roman" w:cs="Times New Roman"/>
-          <w:szCs w:val="21"/>
-        </w:rPr>
-        <w:t>5</w:t>
-      </w:r>
-      <w:r>
-        <w:rPr>
-          <w:rFonts w:ascii="Times New Roman" w:hAnsi="Times New Roman" w:cs="Times New Roman"/>
-          <w:szCs w:val="21"/>
-        </w:rPr>
-        <w:t>. During the Stacking process, the Stack Pointer (SP) is:</w:t>
-      </w:r>
-    </w:p>
-    <w:p>
-      <w:pPr>
-        <w:spacing w:after="0" w:line="240" w:lineRule="auto"/>
-        <w:rPr>
-          <w:rFonts w:ascii="Times New Roman" w:hAnsi="Times New Roman" w:cs="Times New Roman"/>
-          <w:szCs w:val="21"/>
-        </w:rPr>
-      </w:pPr>
-      <w:r>
-        <w:rPr>
-          <w:rFonts w:ascii="Times New Roman" w:hAnsi="Times New Roman" w:cs="Times New Roman"/>
-          <w:szCs w:val="21"/>
-        </w:rPr>
-        <w:t>A. Incremented by 32 bytes.</w:t>
-      </w:r>
-    </w:p>
-    <w:p>
-      <w:pPr>
-        <w:spacing w:after="0" w:line="240" w:lineRule="auto"/>
-        <w:rPr>
-          <w:rFonts w:ascii="Times New Roman" w:hAnsi="Times New Roman" w:cs="Times New Roman"/>
-          <w:szCs w:val="21"/>
-        </w:rPr>
-      </w:pPr>
-      <w:r>
-        <w:rPr>
-          <w:rFonts w:ascii="Times New Roman" w:hAnsi="Times New Roman" w:cs="Times New Roman"/>
-          <w:szCs w:val="21"/>
-        </w:rPr>
-        <w:t>B. Decremented by 32 bytes (for a full descending stack).</w:t>
-      </w:r>
-    </w:p>
-    <w:p>
-      <w:pPr>
-        <w:spacing w:after="0" w:line="240" w:lineRule="auto"/>
-        <w:rPr>
-          <w:rFonts w:ascii="Times New Roman" w:hAnsi="Times New Roman" w:cs="Times New Roman"/>
-          <w:szCs w:val="21"/>
-        </w:rPr>
-      </w:pPr>
-      <w:r>
-        <w:rPr>
-          <w:rFonts w:ascii="Times New Roman" w:hAnsi="Times New Roman" w:cs="Times New Roman"/>
-          <w:szCs w:val="21"/>
-        </w:rPr>
-        <w:t>C. Incremented by 4 bytes.</w:t>
-      </w:r>
-    </w:p>
-    <w:p>
-      <w:pPr>
-        <w:spacing w:after="0" w:line="240" w:lineRule="auto"/>
-        <w:rPr>
-          <w:rFonts w:ascii="Times New Roman" w:hAnsi="Times New Roman" w:cs="Times New Roman"/>
-          <w:szCs w:val="21"/>
-        </w:rPr>
-      </w:pPr>
-      <w:r>
-        <w:rPr>
-          <w:rFonts w:ascii="Times New Roman" w:hAnsi="Times New Roman" w:cs="Times New Roman"/>
-          <w:szCs w:val="21"/>
-        </w:rPr>
-        <w:t>D. Left unchanged; registers are saved to a special buffer.</w:t>
-      </w:r>
-    </w:p>
-    <w:p>
-      <w:pPr>
-        <w:spacing w:after="0" w:line="240" w:lineRule="auto"/>
-        <w:rPr>
-          <w:rFonts w:ascii="Times New Roman" w:hAnsi="Times New Roman" w:cs="Times New Roman"/>
-          <w:szCs w:val="21"/>
-        </w:rPr>
-      </w:pPr>
-      <w:r>
-        <w:rPr>
-          <w:rFonts w:ascii="Times New Roman" w:hAnsi="Times New Roman" w:cs="Times New Roman"/>
-          <w:szCs w:val="21"/>
-        </w:rPr>
-        <w:t xml:space="preserve">ANS: </w:t>
-      </w:r>
-      <w:r>
-        <w:rPr>
-          <w:rFonts w:ascii="Times New Roman" w:hAnsi="Times New Roman" w:cs="Times New Roman"/>
-          <w:szCs w:val="21"/>
-        </w:rPr>
-        <w:t>B (Decremented by 32 bytes for 8 registers x 4 bytes)</w:t>
-      </w:r>
-    </w:p>
-    <w:p>
-      <w:pPr>
-        <w:spacing w:after="0" w:line="240" w:lineRule="auto"/>
-        <w:rPr>
-          <w:rFonts w:ascii="Times New Roman" w:hAnsi="Times New Roman" w:cs="Times New Roman"/>
-          <w:szCs w:val="21"/>
-        </w:rPr>
-      </w:pPr>
-    </w:p>
-    <w:p>
-      <w:pPr>
-        <w:spacing w:after="0" w:line="240" w:lineRule="auto"/>
-        <w:rPr>
-          <w:rFonts w:ascii="Times New Roman" w:hAnsi="Times New Roman" w:cs="Times New Roman"/>
-          <w:szCs w:val="21"/>
-        </w:rPr>
-      </w:pPr>
-      <w:r>
-        <w:rPr>
-          <w:rFonts w:ascii="Times New Roman" w:hAnsi="Times New Roman" w:cs="Times New Roman"/>
-          <w:szCs w:val="21"/>
-        </w:rPr>
-        <w:t>6</w:t>
-      </w:r>
-      <w:r>
-        <w:rPr>
-          <w:rFonts w:ascii="Times New Roman" w:hAnsi="Times New Roman" w:cs="Times New Roman"/>
-          <w:szCs w:val="21"/>
-        </w:rPr>
-        <w:t>. What value does the Link Register (LR) hold when the processor is executing an Interrupt Service Routine (ISR)?</w:t>
-      </w:r>
-    </w:p>
-    <w:p>
-      <w:pPr>
-        <w:spacing w:after="0" w:line="240" w:lineRule="auto"/>
-        <w:rPr>
-          <w:rFonts w:ascii="Times New Roman" w:hAnsi="Times New Roman" w:cs="Times New Roman"/>
-          <w:szCs w:val="21"/>
-        </w:rPr>
-      </w:pPr>
-      <w:r>
-        <w:rPr>
-          <w:rFonts w:ascii="Times New Roman" w:hAnsi="Times New Roman" w:cs="Times New Roman"/>
-          <w:szCs w:val="21"/>
-        </w:rPr>
-        <w:t>A. The address of the next instruction in the main program.</w:t>
-      </w:r>
-    </w:p>
-    <w:p>
-      <w:pPr>
-        <w:spacing w:after="0" w:line="240" w:lineRule="auto"/>
-        <w:rPr>
-          <w:rFonts w:ascii="Times New Roman" w:hAnsi="Times New Roman" w:cs="Times New Roman"/>
-          <w:szCs w:val="21"/>
-        </w:rPr>
-      </w:pPr>
-      <w:r>
-        <w:rPr>
-          <w:rFonts w:ascii="Times New Roman" w:hAnsi="Times New Roman" w:cs="Times New Roman"/>
-          <w:szCs w:val="21"/>
-        </w:rPr>
-        <w:t>B. A special EXC_RETURN value (e.g., 0xFFFFFFF9) indicating how to return.</w:t>
-      </w:r>
-    </w:p>
-    <w:p>
-      <w:pPr>
-        <w:spacing w:after="0" w:line="240" w:lineRule="auto"/>
-        <w:rPr>
-          <w:rFonts w:ascii="Times New Roman" w:hAnsi="Times New Roman" w:cs="Times New Roman"/>
-          <w:szCs w:val="21"/>
-        </w:rPr>
-      </w:pPr>
-      <w:r>
-        <w:rPr>
-          <w:rFonts w:ascii="Times New Roman" w:hAnsi="Times New Roman" w:cs="Times New Roman"/>
-          <w:szCs w:val="21"/>
-        </w:rPr>
-        <w:t>C. 0x00000000</w:t>
-      </w:r>
-    </w:p>
-    <w:p>
-      <w:pPr>
-        <w:spacing w:after="0" w:line="240" w:lineRule="auto"/>
-        <w:rPr>
-          <w:rFonts w:ascii="Times New Roman" w:hAnsi="Times New Roman" w:cs="Times New Roman"/>
-          <w:szCs w:val="21"/>
-        </w:rPr>
-      </w:pPr>
-      <w:r>
-        <w:rPr>
-          <w:rFonts w:ascii="Times New Roman" w:hAnsi="Times New Roman" w:cs="Times New Roman"/>
-          <w:szCs w:val="21"/>
-        </w:rPr>
-        <w:t>D. The address of the ISR itself.</w:t>
-      </w:r>
-    </w:p>
-    <w:p>
-      <w:pPr>
-        <w:spacing w:after="0" w:line="240" w:lineRule="auto"/>
-        <w:rPr>
-          <w:rFonts w:ascii="Times New Roman" w:hAnsi="Times New Roman" w:cs="Times New Roman"/>
-          <w:szCs w:val="21"/>
-        </w:rPr>
-      </w:pPr>
-      <w:r>
-        <w:rPr>
-          <w:rFonts w:ascii="Times New Roman" w:hAnsi="Times New Roman" w:cs="Times New Roman"/>
-          <w:szCs w:val="21"/>
-        </w:rPr>
-        <w:t xml:space="preserve">ANS: </w:t>
-      </w:r>
-      <w:r>
-        <w:rPr>
-          <w:rFonts w:ascii="Times New Roman" w:hAnsi="Times New Roman" w:cs="Times New Roman"/>
-          <w:szCs w:val="21"/>
-        </w:rPr>
-        <w:t>B (EXC_RETURN value)</w:t>
-      </w:r>
-    </w:p>
-    <w:p>
-      <w:pPr>
-        <w:spacing w:after="0" w:line="240" w:lineRule="auto"/>
-        <w:rPr>
-          <w:rFonts w:ascii="Times New Roman" w:hAnsi="Times New Roman" w:cs="Times New Roman"/>
-          <w:szCs w:val="21"/>
-        </w:rPr>
-      </w:pPr>
-    </w:p>
-    <w:p>
-      <w:pPr>
-        <w:spacing w:after="0" w:line="240" w:lineRule="auto"/>
-        <w:rPr>
-          <w:rFonts w:ascii="Times New Roman" w:hAnsi="Times New Roman" w:cs="Times New Roman"/>
-          <w:szCs w:val="21"/>
-        </w:rPr>
-      </w:pPr>
-      <w:r>
-        <w:rPr>
-          <w:rFonts w:ascii="Times New Roman" w:hAnsi="Times New Roman" w:cs="Times New Roman"/>
-          <w:szCs w:val="21"/>
-        </w:rPr>
-        <w:t>7</w:t>
-      </w:r>
-      <w:r>
-        <w:rPr>
-          <w:rFonts w:ascii="Times New Roman" w:hAnsi="Times New Roman" w:cs="Times New Roman"/>
-          <w:szCs w:val="21"/>
-        </w:rPr>
-        <w:t>. Which Stack Pointer is selected by default at Reset?</w:t>
-      </w:r>
-    </w:p>
-    <w:p>
-      <w:pPr>
-        <w:spacing w:after="0" w:line="240" w:lineRule="auto"/>
-        <w:rPr>
-          <w:rFonts w:ascii="Times New Roman" w:hAnsi="Times New Roman" w:cs="Times New Roman"/>
-          <w:szCs w:val="21"/>
-        </w:rPr>
-      </w:pPr>
-      <w:r>
-        <w:rPr>
-          <w:rFonts w:ascii="Times New Roman" w:hAnsi="Times New Roman" w:cs="Times New Roman"/>
-          <w:szCs w:val="21"/>
-        </w:rPr>
-        <w:t>A. Process Stack Pointer (PSP)</w:t>
-      </w:r>
-    </w:p>
-    <w:p>
-      <w:pPr>
-        <w:spacing w:after="0" w:line="240" w:lineRule="auto"/>
-        <w:rPr>
-          <w:rFonts w:ascii="Times New Roman" w:hAnsi="Times New Roman" w:cs="Times New Roman"/>
-          <w:szCs w:val="21"/>
-        </w:rPr>
-      </w:pPr>
-      <w:r>
-        <w:rPr>
-          <w:rFonts w:ascii="Times New Roman" w:hAnsi="Times New Roman" w:cs="Times New Roman"/>
-          <w:szCs w:val="21"/>
-        </w:rPr>
-        <w:t>B. Main Stack Pointer (MSP)</w:t>
-      </w:r>
-    </w:p>
-    <w:p>
-      <w:pPr>
-        <w:spacing w:after="0" w:line="240" w:lineRule="auto"/>
-        <w:rPr>
-          <w:rFonts w:ascii="Times New Roman" w:hAnsi="Times New Roman" w:cs="Times New Roman"/>
-          <w:szCs w:val="21"/>
-        </w:rPr>
-      </w:pPr>
-      <w:r>
-        <w:rPr>
-          <w:rFonts w:ascii="Times New Roman" w:hAnsi="Times New Roman" w:cs="Times New Roman"/>
-          <w:szCs w:val="21"/>
-        </w:rPr>
-        <w:t>C. Floating Point Stack Pointer</w:t>
-      </w:r>
-    </w:p>
-    <w:p>
-      <w:pPr>
-        <w:spacing w:after="0" w:line="240" w:lineRule="auto"/>
-        <w:rPr>
-          <w:rFonts w:ascii="Times New Roman" w:hAnsi="Times New Roman" w:cs="Times New Roman"/>
-          <w:szCs w:val="21"/>
-        </w:rPr>
-      </w:pPr>
-      <w:r>
-        <w:rPr>
-          <w:rFonts w:ascii="Times New Roman" w:hAnsi="Times New Roman" w:cs="Times New Roman"/>
-          <w:szCs w:val="21"/>
-        </w:rPr>
-        <w:t>D. System Stack Pointer</w:t>
-      </w:r>
-    </w:p>
-    <w:p>
-      <w:pPr>
-        <w:spacing w:after="0" w:line="240" w:lineRule="auto"/>
-        <w:rPr>
-          <w:rFonts w:ascii="Times New Roman" w:hAnsi="Times New Roman" w:cs="Times New Roman"/>
-          <w:szCs w:val="21"/>
-        </w:rPr>
-      </w:pPr>
-      <w:r>
-        <w:rPr>
-          <w:rFonts w:ascii="Times New Roman" w:hAnsi="Times New Roman" w:cs="Times New Roman"/>
-          <w:szCs w:val="21"/>
-        </w:rPr>
-        <w:t xml:space="preserve">ANS: </w:t>
-      </w:r>
-      <w:r>
-        <w:rPr>
-          <w:rFonts w:ascii="Times New Roman" w:hAnsi="Times New Roman" w:cs="Times New Roman"/>
-          <w:szCs w:val="21"/>
-        </w:rPr>
-        <w:t>B (MSP is selected at reset)</w:t>
-      </w:r>
-    </w:p>
-    <w:p>
-      <w:pPr>
-        <w:spacing w:after="0" w:line="240" w:lineRule="auto"/>
-        <w:rPr>
-          <w:rFonts w:ascii="Times New Roman" w:hAnsi="Times New Roman" w:cs="Times New Roman"/>
-          <w:szCs w:val="21"/>
-        </w:rPr>
-      </w:pPr>
-    </w:p>
-    <w:p>
-      <w:pPr>
-        <w:spacing w:after="0" w:line="240" w:lineRule="auto"/>
-        <w:rPr>
-          <w:rFonts w:ascii="Times New Roman" w:hAnsi="Times New Roman" w:cs="Times New Roman"/>
-          <w:szCs w:val="21"/>
-        </w:rPr>
-      </w:pPr>
-      <w:r>
-        <w:rPr>
-          <w:rFonts w:ascii="Times New Roman" w:hAnsi="Times New Roman" w:cs="Times New Roman"/>
-          <w:szCs w:val="21"/>
-        </w:rPr>
-        <w:t>8</w:t>
-      </w:r>
-      <w:r>
-        <w:rPr>
-          <w:rFonts w:ascii="Times New Roman" w:hAnsi="Times New Roman" w:cs="Times New Roman"/>
-          <w:szCs w:val="21"/>
-        </w:rPr>
-        <w:t>. If SPSEL bit in the Control Register is 0, which stack pointer is used in Thread Mode?</w:t>
-      </w:r>
-    </w:p>
-    <w:p>
-      <w:pPr>
-        <w:spacing w:after="0" w:line="240" w:lineRule="auto"/>
-        <w:rPr>
-          <w:rFonts w:ascii="Times New Roman" w:hAnsi="Times New Roman" w:cs="Times New Roman"/>
-          <w:szCs w:val="21"/>
-        </w:rPr>
-      </w:pPr>
-      <w:r>
-        <w:rPr>
-          <w:rFonts w:ascii="Times New Roman" w:hAnsi="Times New Roman" w:cs="Times New Roman"/>
-          <w:szCs w:val="21"/>
-        </w:rPr>
-        <w:t>A. MSP</w:t>
-      </w:r>
-    </w:p>
-    <w:p>
-      <w:pPr>
-        <w:spacing w:after="0" w:line="240" w:lineRule="auto"/>
-        <w:rPr>
-          <w:rFonts w:ascii="Times New Roman" w:hAnsi="Times New Roman" w:cs="Times New Roman"/>
-          <w:szCs w:val="21"/>
-        </w:rPr>
-      </w:pPr>
-      <w:r>
-        <w:rPr>
-          <w:rFonts w:ascii="Times New Roman" w:hAnsi="Times New Roman" w:cs="Times New Roman"/>
-          <w:szCs w:val="21"/>
-        </w:rPr>
-        <w:t>B. PSP</w:t>
-      </w:r>
-    </w:p>
-    <w:p>
-      <w:pPr>
-        <w:spacing w:after="0" w:line="240" w:lineRule="auto"/>
-        <w:rPr>
-          <w:rFonts w:ascii="Times New Roman" w:hAnsi="Times New Roman" w:cs="Times New Roman"/>
-          <w:szCs w:val="21"/>
-        </w:rPr>
-      </w:pPr>
-      <w:r>
-        <w:rPr>
-          <w:rFonts w:ascii="Times New Roman" w:hAnsi="Times New Roman" w:cs="Times New Roman"/>
-          <w:szCs w:val="21"/>
-        </w:rPr>
-        <w:t>C. Both MSP and PSP simultaneously</w:t>
-      </w:r>
-    </w:p>
-    <w:p>
-      <w:pPr>
-        <w:spacing w:after="0" w:line="240" w:lineRule="auto"/>
-        <w:rPr>
-          <w:rFonts w:ascii="Times New Roman" w:hAnsi="Times New Roman" w:cs="Times New Roman"/>
-          <w:szCs w:val="21"/>
-        </w:rPr>
-      </w:pPr>
-      <w:r>
-        <w:rPr>
-          <w:rFonts w:ascii="Times New Roman" w:hAnsi="Times New Roman" w:cs="Times New Roman"/>
-          <w:szCs w:val="21"/>
-        </w:rPr>
-        <w:t>D. None of the above</w:t>
-      </w:r>
-    </w:p>
-    <w:p>
-      <w:pPr>
-        <w:spacing w:after="0" w:line="240" w:lineRule="auto"/>
-        <w:rPr>
-          <w:rFonts w:ascii="Times New Roman" w:hAnsi="Times New Roman" w:cs="Times New Roman"/>
-          <w:szCs w:val="21"/>
-        </w:rPr>
-      </w:pPr>
-      <w:r>
-        <w:rPr>
-          <w:rFonts w:ascii="Times New Roman" w:hAnsi="Times New Roman" w:cs="Times New Roman"/>
-          <w:szCs w:val="21"/>
-        </w:rPr>
-        <w:t xml:space="preserve">ANS: </w:t>
-      </w:r>
-      <w:r>
-        <w:rPr>
-          <w:rFonts w:ascii="Times New Roman" w:hAnsi="Times New Roman" w:cs="Times New Roman"/>
-          <w:szCs w:val="21"/>
-        </w:rPr>
-        <w:t>A (MSP is used if SPSEL = 0)</w:t>
-      </w:r>
-    </w:p>
-    <w:p>
-      <w:pPr>
-        <w:spacing w:after="0" w:line="240" w:lineRule="auto"/>
-        <w:rPr>
-          <w:rFonts w:ascii="Times New Roman" w:hAnsi="Times New Roman" w:cs="Times New Roman"/>
-          <w:szCs w:val="21"/>
-        </w:rPr>
-      </w:pPr>
-    </w:p>
-    <w:p>
-      <w:pPr>
-        <w:spacing w:after="0" w:line="240" w:lineRule="auto"/>
-        <w:rPr>
-          <w:rFonts w:ascii="Times New Roman" w:hAnsi="Times New Roman" w:cs="Times New Roman"/>
-          <w:szCs w:val="21"/>
-        </w:rPr>
-      </w:pPr>
-      <w:r>
-        <w:rPr>
-          <w:rFonts w:ascii="Times New Roman" w:hAnsi="Times New Roman" w:cs="Times New Roman"/>
-          <w:szCs w:val="21"/>
-        </w:rPr>
-        <w:t>9</w:t>
-      </w:r>
-      <w:r>
-        <w:rPr>
-          <w:rFonts w:ascii="Times New Roman" w:hAnsi="Times New Roman" w:cs="Times New Roman"/>
-          <w:szCs w:val="21"/>
-        </w:rPr>
-        <w:t>. To exit an ISR and return to the main program, which instruction is typically used?</w:t>
-      </w:r>
-    </w:p>
-    <w:p>
-      <w:pPr>
-        <w:spacing w:after="0" w:line="240" w:lineRule="auto"/>
-        <w:rPr>
-          <w:rFonts w:ascii="Times New Roman" w:hAnsi="Times New Roman" w:cs="Times New Roman"/>
-          <w:szCs w:val="21"/>
-        </w:rPr>
-      </w:pPr>
-      <w:r>
-        <w:rPr>
-          <w:rFonts w:ascii="Times New Roman" w:hAnsi="Times New Roman" w:cs="Times New Roman"/>
-          <w:szCs w:val="21"/>
-        </w:rPr>
-        <w:t>A. MOV PC, #0</w:t>
-      </w:r>
-    </w:p>
-    <w:p>
-      <w:pPr>
-        <w:spacing w:after="0" w:line="240" w:lineRule="auto"/>
-        <w:rPr>
-          <w:rFonts w:ascii="Times New Roman" w:hAnsi="Times New Roman" w:cs="Times New Roman"/>
-          <w:szCs w:val="21"/>
-        </w:rPr>
-      </w:pPr>
-      <w:r>
-        <w:rPr>
-          <w:rFonts w:ascii="Times New Roman" w:hAnsi="Times New Roman" w:cs="Times New Roman"/>
-          <w:szCs w:val="21"/>
-        </w:rPr>
-        <w:t>B. BX LR</w:t>
-      </w:r>
-    </w:p>
-    <w:p>
-      <w:pPr>
-        <w:spacing w:after="0" w:line="240" w:lineRule="auto"/>
-        <w:rPr>
-          <w:rFonts w:ascii="Times New Roman" w:hAnsi="Times New Roman" w:cs="Times New Roman"/>
-          <w:szCs w:val="21"/>
-        </w:rPr>
-      </w:pPr>
-      <w:r>
-        <w:rPr>
-          <w:rFonts w:ascii="Times New Roman" w:hAnsi="Times New Roman" w:cs="Times New Roman"/>
-          <w:szCs w:val="21"/>
-        </w:rPr>
-        <w:t>C. POP {R4-R11}</w:t>
-      </w:r>
-    </w:p>
-    <w:p>
-      <w:pPr>
-        <w:spacing w:after="0" w:line="240" w:lineRule="auto"/>
-        <w:rPr>
-          <w:rFonts w:ascii="Times New Roman" w:hAnsi="Times New Roman" w:cs="Times New Roman"/>
-          <w:szCs w:val="21"/>
-        </w:rPr>
-      </w:pPr>
-      <w:r>
-        <w:rPr>
-          <w:rFonts w:ascii="Times New Roman" w:hAnsi="Times New Roman" w:cs="Times New Roman"/>
-          <w:szCs w:val="21"/>
-        </w:rPr>
-        <w:t>D. RET</w:t>
-      </w:r>
-    </w:p>
-    <w:p>
-      <w:pPr>
-        <w:spacing w:after="0" w:line="240" w:lineRule="auto"/>
-        <w:rPr>
-          <w:rFonts w:ascii="Times New Roman" w:hAnsi="Times New Roman" w:cs="Times New Roman"/>
-          <w:szCs w:val="21"/>
-        </w:rPr>
-      </w:pPr>
-      <w:r>
-        <w:rPr>
-          <w:rFonts w:ascii="Times New Roman" w:hAnsi="Times New Roman" w:cs="Times New Roman"/>
-          <w:szCs w:val="21"/>
-        </w:rPr>
-        <w:t xml:space="preserve">ANS: </w:t>
-      </w:r>
-      <w:r>
-        <w:rPr>
-          <w:rFonts w:ascii="Times New Roman" w:hAnsi="Times New Roman" w:cs="Times New Roman"/>
-          <w:szCs w:val="21"/>
-        </w:rPr>
-        <w:t>B (BX LR triggers the unstacking process)</w:t>
-      </w:r>
-    </w:p>
-    <w:p>
-      <w:pPr>
-        <w:spacing w:after="0" w:line="240" w:lineRule="auto"/>
-        <w:rPr>
-          <w:rFonts w:ascii="Times New Roman" w:hAnsi="Times New Roman" w:cs="Times New Roman"/>
-          <w:szCs w:val="21"/>
-        </w:rPr>
-      </w:pPr>
-    </w:p>
-    <w:p>
-      <w:pPr>
-        <w:spacing w:after="0" w:line="240" w:lineRule="auto"/>
-        <w:rPr>
-          <w:rFonts w:ascii="Times New Roman" w:hAnsi="Times New Roman" w:cs="Times New Roman"/>
-          <w:szCs w:val="21"/>
-        </w:rPr>
-      </w:pPr>
-      <w:r>
-        <w:rPr>
-          <w:rFonts w:ascii="Times New Roman" w:hAnsi="Times New Roman" w:cs="Times New Roman"/>
-          <w:szCs w:val="21"/>
-        </w:rPr>
-        <w:t>1</w:t>
-      </w:r>
-      <w:r>
-        <w:rPr>
-          <w:rFonts w:ascii="Times New Roman" w:hAnsi="Times New Roman" w:cs="Times New Roman"/>
-          <w:szCs w:val="21"/>
-        </w:rPr>
-        <w:t>0</w:t>
-      </w:r>
-      <w:r>
-        <w:rPr>
-          <w:rFonts w:ascii="Times New Roman" w:hAnsi="Times New Roman" w:cs="Times New Roman"/>
-          <w:szCs w:val="21"/>
-        </w:rPr>
-        <w:t>. Which register is used to divide the CPU clock frequency to generate a slower Timer Clock frequency?</w:t>
-      </w:r>
-    </w:p>
-    <w:p>
-      <w:pPr>
-        <w:spacing w:after="0" w:line="240" w:lineRule="auto"/>
-        <w:rPr>
-          <w:rFonts w:ascii="Times New Roman" w:hAnsi="Times New Roman" w:cs="Times New Roman"/>
-          <w:szCs w:val="21"/>
-        </w:rPr>
-      </w:pPr>
-      <w:r>
-        <w:rPr>
-          <w:rFonts w:ascii="Times New Roman" w:hAnsi="Times New Roman" w:cs="Times New Roman"/>
-          <w:szCs w:val="21"/>
-        </w:rPr>
-        <w:t>A. Auto-Reload Register (ARR)</w:t>
-      </w:r>
-    </w:p>
-    <w:p>
-      <w:pPr>
-        <w:spacing w:after="0" w:line="240" w:lineRule="auto"/>
-        <w:rPr>
-          <w:rFonts w:ascii="Times New Roman" w:hAnsi="Times New Roman" w:cs="Times New Roman"/>
-          <w:szCs w:val="21"/>
-        </w:rPr>
-      </w:pPr>
-      <w:r>
-        <w:rPr>
-          <w:rFonts w:ascii="Times New Roman" w:hAnsi="Times New Roman" w:cs="Times New Roman"/>
-          <w:szCs w:val="21"/>
-        </w:rPr>
-        <w:t>B. Capture Compare Register (CCR)</w:t>
-      </w:r>
-    </w:p>
-    <w:p>
-      <w:pPr>
-        <w:spacing w:after="0" w:line="240" w:lineRule="auto"/>
-        <w:rPr>
-          <w:rFonts w:ascii="Times New Roman" w:hAnsi="Times New Roman" w:cs="Times New Roman"/>
-          <w:szCs w:val="21"/>
-        </w:rPr>
-      </w:pPr>
-      <w:r>
-        <w:rPr>
-          <w:rFonts w:ascii="Times New Roman" w:hAnsi="Times New Roman" w:cs="Times New Roman"/>
-          <w:szCs w:val="21"/>
-        </w:rPr>
-        <w:t>C. Prescaler Register (PSC)</w:t>
-      </w:r>
-    </w:p>
-    <w:p>
-      <w:pPr>
-        <w:spacing w:after="0" w:line="240" w:lineRule="auto"/>
-        <w:rPr>
-          <w:rFonts w:ascii="Times New Roman" w:hAnsi="Times New Roman" w:cs="Times New Roman"/>
-          <w:szCs w:val="21"/>
-        </w:rPr>
-      </w:pPr>
-      <w:r>
-        <w:rPr>
-          <w:rFonts w:ascii="Times New Roman" w:hAnsi="Times New Roman" w:cs="Times New Roman"/>
-          <w:szCs w:val="21"/>
-        </w:rPr>
-        <w:t>D. Control Register (CR1)</w:t>
-      </w:r>
-    </w:p>
-    <w:p>
-      <w:pPr>
-        <w:spacing w:after="0" w:line="240" w:lineRule="auto"/>
-        <w:rPr>
-          <w:rFonts w:ascii="Times New Roman" w:hAnsi="Times New Roman" w:cs="Times New Roman"/>
-          <w:szCs w:val="21"/>
-        </w:rPr>
-      </w:pPr>
-      <w:r>
-        <w:rPr>
-          <w:rFonts w:ascii="Times New Roman" w:hAnsi="Times New Roman" w:cs="Times New Roman"/>
-          <w:szCs w:val="21"/>
-        </w:rPr>
-        <w:t xml:space="preserve">ANS: </w:t>
-      </w:r>
-      <w:r>
-        <w:rPr>
-          <w:rFonts w:ascii="Times New Roman" w:hAnsi="Times New Roman" w:cs="Times New Roman"/>
-          <w:szCs w:val="21"/>
-        </w:rPr>
-        <w:t>C (Prescaler Register)</w:t>
-      </w:r>
-    </w:p>
-    <w:p>
-      <w:pPr>
-        <w:spacing w:after="0" w:line="240" w:lineRule="auto"/>
-        <w:rPr>
-          <w:rFonts w:ascii="Times New Roman" w:hAnsi="Times New Roman" w:cs="Times New Roman"/>
-          <w:szCs w:val="21"/>
-        </w:rPr>
-      </w:pPr>
-    </w:p>
-    <w:p>
-      <w:pPr>
-        <w:spacing w:after="0" w:line="240" w:lineRule="auto"/>
-        <w:rPr>
-          <w:rFonts w:ascii="Times New Roman" w:hAnsi="Times New Roman" w:cs="Times New Roman"/>
-          <w:szCs w:val="21"/>
-        </w:rPr>
-      </w:pPr>
-      <w:r>
-        <w:rPr>
-          <w:rFonts w:ascii="Times New Roman" w:hAnsi="Times New Roman" w:cs="Times New Roman"/>
-          <w:szCs w:val="21"/>
-        </w:rPr>
-        <w:t>1</w:t>
-      </w:r>
-      <w:r>
-        <w:rPr>
-          <w:rFonts w:ascii="Times New Roman" w:hAnsi="Times New Roman" w:cs="Times New Roman"/>
-          <w:szCs w:val="21"/>
-        </w:rPr>
-        <w:t>1</w:t>
-      </w:r>
-      <w:r>
-        <w:rPr>
-          <w:rFonts w:ascii="Times New Roman" w:hAnsi="Times New Roman" w:cs="Times New Roman"/>
-          <w:szCs w:val="21"/>
-        </w:rPr>
-        <w:t>. If the CPU Clock is 16 MHz and PSC is set to 15999, what is the Timer Clock frequency (fCK_CNT)?</w:t>
-      </w:r>
-    </w:p>
-    <w:p>
-      <w:pPr>
-        <w:spacing w:after="0" w:line="240" w:lineRule="auto"/>
-        <w:rPr>
-          <w:rFonts w:ascii="Times New Roman" w:hAnsi="Times New Roman" w:cs="Times New Roman"/>
-          <w:szCs w:val="21"/>
-        </w:rPr>
-      </w:pPr>
-      <w:r>
-        <w:rPr>
-          <w:rFonts w:ascii="Times New Roman" w:hAnsi="Times New Roman" w:cs="Times New Roman"/>
-          <w:szCs w:val="21"/>
-        </w:rPr>
-        <w:t>A. 16 MHz</w:t>
-      </w:r>
-    </w:p>
-    <w:p>
-      <w:pPr>
-        <w:spacing w:after="0" w:line="240" w:lineRule="auto"/>
-        <w:rPr>
-          <w:rFonts w:ascii="Times New Roman" w:hAnsi="Times New Roman" w:cs="Times New Roman"/>
-          <w:szCs w:val="21"/>
-        </w:rPr>
-      </w:pPr>
-      <w:r>
-        <w:rPr>
-          <w:rFonts w:ascii="Times New Roman" w:hAnsi="Times New Roman" w:cs="Times New Roman"/>
-          <w:szCs w:val="21"/>
-        </w:rPr>
-        <w:t>B. 1 MHz</w:t>
-      </w:r>
-    </w:p>
-    <w:p>
-      <w:pPr>
-        <w:spacing w:after="0" w:line="240" w:lineRule="auto"/>
-        <w:rPr>
-          <w:rFonts w:ascii="Times New Roman" w:hAnsi="Times New Roman" w:cs="Times New Roman"/>
-          <w:szCs w:val="21"/>
-        </w:rPr>
-      </w:pPr>
-      <w:r>
-        <w:rPr>
-          <w:rFonts w:ascii="Times New Roman" w:hAnsi="Times New Roman" w:cs="Times New Roman"/>
-          <w:szCs w:val="21"/>
-        </w:rPr>
-        <w:t>C. 1 kHz</w:t>
-      </w:r>
-    </w:p>
-    <w:p>
-      <w:pPr>
-        <w:spacing w:after="0" w:line="240" w:lineRule="auto"/>
-        <w:rPr>
-          <w:rFonts w:ascii="Times New Roman" w:hAnsi="Times New Roman" w:cs="Times New Roman"/>
-          <w:szCs w:val="21"/>
-        </w:rPr>
-      </w:pPr>
-      <w:r>
-        <w:rPr>
-          <w:rFonts w:ascii="Times New Roman" w:hAnsi="Times New Roman" w:cs="Times New Roman"/>
-          <w:szCs w:val="21"/>
-        </w:rPr>
-        <w:t>D. 100 Hz</w:t>
-      </w:r>
-    </w:p>
-    <w:p>
-      <w:pPr>
-        <w:spacing w:after="0" w:line="240" w:lineRule="auto"/>
-        <w:rPr>
-          <w:rFonts w:ascii="Times New Roman" w:hAnsi="Times New Roman" w:cs="Times New Roman"/>
-          <w:szCs w:val="21"/>
-        </w:rPr>
-      </w:pPr>
-      <w:r>
-        <w:rPr>
-          <w:rFonts w:ascii="Times New Roman" w:hAnsi="Times New Roman" w:cs="Times New Roman"/>
-          <w:szCs w:val="21"/>
-        </w:rPr>
-        <w:t xml:space="preserve">ANS: </w:t>
-      </w:r>
-      <w:r>
-        <w:rPr>
-          <w:rFonts w:ascii="Times New Roman" w:hAnsi="Times New Roman" w:cs="Times New Roman"/>
-          <w:szCs w:val="21"/>
-        </w:rPr>
-        <w:t>C (16,000,000 / (15999 + 1) = 1,000 Hz = 1 kHz)</w:t>
-      </w:r>
-    </w:p>
-    <w:p>
-      <w:pPr>
-        <w:spacing w:after="0" w:line="240" w:lineRule="auto"/>
-        <w:rPr>
-          <w:rFonts w:ascii="Times New Roman" w:hAnsi="Times New Roman" w:cs="Times New Roman"/>
-          <w:szCs w:val="21"/>
-        </w:rPr>
-      </w:pPr>
-    </w:p>
-    <w:p>
-      <w:pPr>
-        <w:spacing w:after="0" w:line="240" w:lineRule="auto"/>
-        <w:rPr>
-          <w:rFonts w:ascii="Times New Roman" w:hAnsi="Times New Roman" w:cs="Times New Roman"/>
-          <w:szCs w:val="21"/>
-        </w:rPr>
-      </w:pPr>
-      <w:r>
-        <w:rPr>
-          <w:rFonts w:ascii="Times New Roman" w:hAnsi="Times New Roman" w:cs="Times New Roman"/>
-          <w:szCs w:val="21"/>
-        </w:rPr>
-        <w:t>1</w:t>
-      </w:r>
-      <w:r>
-        <w:rPr>
-          <w:rFonts w:ascii="Times New Roman" w:hAnsi="Times New Roman" w:cs="Times New Roman"/>
-          <w:szCs w:val="21"/>
-        </w:rPr>
-        <w:t>2</w:t>
-      </w:r>
-      <w:r>
-        <w:rPr>
-          <w:rFonts w:ascii="Times New Roman" w:hAnsi="Times New Roman" w:cs="Times New Roman"/>
-          <w:szCs w:val="21"/>
-        </w:rPr>
-        <w:t>. In "Up-counting Mode," what happens when the Counter reaches the value in the Auto-Reload Register (ARR)?</w:t>
-      </w:r>
-    </w:p>
-    <w:p>
-      <w:pPr>
-        <w:spacing w:after="0" w:line="240" w:lineRule="auto"/>
-        <w:rPr>
-          <w:rFonts w:ascii="Times New Roman" w:hAnsi="Times New Roman" w:cs="Times New Roman"/>
-          <w:szCs w:val="21"/>
-        </w:rPr>
-      </w:pPr>
-      <w:r>
-        <w:rPr>
-          <w:rFonts w:ascii="Times New Roman" w:hAnsi="Times New Roman" w:cs="Times New Roman"/>
-          <w:szCs w:val="21"/>
-        </w:rPr>
-        <w:t>A. It stops counting immediately.</w:t>
-      </w:r>
-    </w:p>
-    <w:p>
-      <w:pPr>
-        <w:spacing w:after="0" w:line="240" w:lineRule="auto"/>
-        <w:rPr>
-          <w:rFonts w:ascii="Times New Roman" w:hAnsi="Times New Roman" w:cs="Times New Roman"/>
-          <w:szCs w:val="21"/>
-        </w:rPr>
-      </w:pPr>
-      <w:r>
-        <w:rPr>
-          <w:rFonts w:ascii="Times New Roman" w:hAnsi="Times New Roman" w:cs="Times New Roman"/>
-          <w:szCs w:val="21"/>
-        </w:rPr>
-        <w:t>B. It resets to 0 and generates an Update Event (UEV).</w:t>
-      </w:r>
-    </w:p>
-    <w:p>
-      <w:pPr>
-        <w:spacing w:after="0" w:line="240" w:lineRule="auto"/>
-        <w:rPr>
-          <w:rFonts w:ascii="Times New Roman" w:hAnsi="Times New Roman" w:cs="Times New Roman"/>
-          <w:szCs w:val="21"/>
-        </w:rPr>
-      </w:pPr>
-      <w:r>
-        <w:rPr>
-          <w:rFonts w:ascii="Times New Roman" w:hAnsi="Times New Roman" w:cs="Times New Roman"/>
-          <w:szCs w:val="21"/>
-        </w:rPr>
-        <w:t>C. It reverses direction and starts counting down.</w:t>
-      </w:r>
-    </w:p>
-    <w:p>
-      <w:pPr>
-        <w:spacing w:after="0" w:line="240" w:lineRule="auto"/>
-        <w:rPr>
-          <w:rFonts w:ascii="Times New Roman" w:hAnsi="Times New Roman" w:cs="Times New Roman"/>
-          <w:szCs w:val="21"/>
-        </w:rPr>
-      </w:pPr>
-      <w:r>
-        <w:rPr>
-          <w:rFonts w:ascii="Times New Roman" w:hAnsi="Times New Roman" w:cs="Times New Roman"/>
-          <w:szCs w:val="21"/>
-        </w:rPr>
-        <w:t>D. It waits for a software reset trigger.</w:t>
-      </w:r>
-    </w:p>
-    <w:p>
-      <w:pPr>
-        <w:spacing w:after="0" w:line="240" w:lineRule="auto"/>
-        <w:rPr>
-          <w:rFonts w:ascii="Times New Roman" w:hAnsi="Times New Roman" w:cs="Times New Roman"/>
-          <w:szCs w:val="21"/>
-        </w:rPr>
-      </w:pPr>
-      <w:r>
-        <w:rPr>
-          <w:rFonts w:ascii="Times New Roman" w:hAnsi="Times New Roman" w:cs="Times New Roman"/>
-          <w:szCs w:val="21"/>
-        </w:rPr>
-        <w:t xml:space="preserve">ANS: </w:t>
-      </w:r>
-      <w:r>
-        <w:rPr>
-          <w:rFonts w:ascii="Times New Roman" w:hAnsi="Times New Roman" w:cs="Times New Roman"/>
-          <w:szCs w:val="21"/>
-        </w:rPr>
-        <w:t>B (Resets to 0 and generates UEV)</w:t>
-      </w:r>
-    </w:p>
-    <w:p>
-      <w:pPr>
-        <w:spacing w:after="0" w:line="240" w:lineRule="auto"/>
-        <w:rPr>
-          <w:rFonts w:ascii="Times New Roman" w:hAnsi="Times New Roman" w:cs="Times New Roman"/>
-          <w:szCs w:val="21"/>
-        </w:rPr>
-      </w:pPr>
-    </w:p>
-    <w:p>
-      <w:pPr>
-        <w:spacing w:after="0" w:line="240" w:lineRule="auto"/>
-        <w:rPr>
-          <w:rFonts w:ascii="Times New Roman" w:hAnsi="Times New Roman" w:cs="Times New Roman"/>
-          <w:szCs w:val="21"/>
-        </w:rPr>
-      </w:pPr>
-      <w:r>
-        <w:rPr>
-          <w:rFonts w:ascii="Times New Roman" w:hAnsi="Times New Roman" w:cs="Times New Roman"/>
-          <w:szCs w:val="21"/>
-        </w:rPr>
-        <w:t>1</w:t>
-      </w:r>
-      <w:r>
-        <w:rPr>
-          <w:rFonts w:ascii="Times New Roman" w:hAnsi="Times New Roman" w:cs="Times New Roman"/>
-          <w:szCs w:val="21"/>
-        </w:rPr>
-        <w:t>3</w:t>
-      </w:r>
-      <w:r>
-        <w:rPr>
-          <w:rFonts w:ascii="Times New Roman" w:hAnsi="Times New Roman" w:cs="Times New Roman"/>
-          <w:szCs w:val="21"/>
-        </w:rPr>
-        <w:t>. The formula for the Timer Period in Up-counting mode is:</w:t>
-      </w:r>
-    </w:p>
-    <w:p>
-      <w:pPr>
-        <w:spacing w:after="0" w:line="240" w:lineRule="auto"/>
-        <w:rPr>
-          <w:rFonts w:ascii="Times New Roman" w:hAnsi="Times New Roman" w:cs="Times New Roman"/>
-          <w:szCs w:val="21"/>
-        </w:rPr>
-      </w:pPr>
-      <w:r>
-        <w:rPr>
-          <w:rFonts w:ascii="Times New Roman" w:hAnsi="Times New Roman" w:cs="Times New Roman"/>
-          <w:szCs w:val="21"/>
-        </w:rPr>
-        <w:t>A. (ARR + 1) * Clock Period</w:t>
-      </w:r>
-    </w:p>
-    <w:p>
-      <w:pPr>
-        <w:spacing w:after="0" w:line="240" w:lineRule="auto"/>
-        <w:rPr>
-          <w:rFonts w:ascii="Times New Roman" w:hAnsi="Times New Roman" w:cs="Times New Roman"/>
-          <w:szCs w:val="21"/>
-        </w:rPr>
-      </w:pPr>
-      <w:r>
-        <w:rPr>
-          <w:rFonts w:ascii="Times New Roman" w:hAnsi="Times New Roman" w:cs="Times New Roman"/>
-          <w:szCs w:val="21"/>
-        </w:rPr>
-        <w:t>B. ARR * Clock Period</w:t>
-      </w:r>
-    </w:p>
-    <w:p>
-      <w:pPr>
-        <w:spacing w:after="0" w:line="240" w:lineRule="auto"/>
-        <w:rPr>
-          <w:rFonts w:ascii="Times New Roman" w:hAnsi="Times New Roman" w:cs="Times New Roman"/>
-          <w:szCs w:val="21"/>
-        </w:rPr>
-      </w:pPr>
-      <w:r>
-        <w:rPr>
-          <w:rFonts w:ascii="Times New Roman" w:hAnsi="Times New Roman" w:cs="Times New Roman"/>
-          <w:szCs w:val="21"/>
-        </w:rPr>
-        <w:t>C. (PSC + 1) * ARR</w:t>
-      </w:r>
-    </w:p>
-    <w:p>
-      <w:pPr>
-        <w:spacing w:after="0" w:line="240" w:lineRule="auto"/>
-        <w:rPr>
-          <w:rFonts w:ascii="Times New Roman" w:hAnsi="Times New Roman" w:cs="Times New Roman"/>
-          <w:szCs w:val="21"/>
-        </w:rPr>
-      </w:pPr>
-      <w:r>
-        <w:rPr>
-          <w:rFonts w:ascii="Times New Roman" w:hAnsi="Times New Roman" w:cs="Times New Roman"/>
-          <w:szCs w:val="21"/>
-        </w:rPr>
-        <w:t>D. 2 * ARR * Clock Period</w:t>
-      </w:r>
-    </w:p>
-    <w:p>
-      <w:pPr>
-        <w:spacing w:after="0" w:line="240" w:lineRule="auto"/>
-        <w:rPr>
-          <w:rFonts w:ascii="Times New Roman" w:hAnsi="Times New Roman" w:cs="Times New Roman"/>
-          <w:szCs w:val="21"/>
-        </w:rPr>
-      </w:pPr>
-      <w:r>
-        <w:rPr>
-          <w:rFonts w:ascii="Times New Roman" w:hAnsi="Times New Roman" w:cs="Times New Roman"/>
-          <w:szCs w:val="21"/>
-        </w:rPr>
-        <w:t xml:space="preserve">ANS: </w:t>
-      </w:r>
-      <w:r>
-        <w:rPr>
-          <w:rFonts w:ascii="Times New Roman" w:hAnsi="Times New Roman" w:cs="Times New Roman"/>
-          <w:szCs w:val="21"/>
-        </w:rPr>
-        <w:t>A</w:t>
-      </w:r>
-    </w:p>
-    <w:p>
-      <w:pPr>
-        <w:spacing w:after="0" w:line="240" w:lineRule="auto"/>
-        <w:rPr>
-          <w:rFonts w:ascii="Times New Roman" w:hAnsi="Times New Roman" w:cs="Times New Roman"/>
-          <w:szCs w:val="21"/>
-        </w:rPr>
-      </w:pPr>
-    </w:p>
-    <w:p>
-      <w:pPr>
-        <w:spacing w:after="0" w:line="240" w:lineRule="auto"/>
-        <w:rPr>
-          <w:rFonts w:ascii="Times New Roman" w:hAnsi="Times New Roman" w:cs="Times New Roman"/>
-          <w:szCs w:val="21"/>
-        </w:rPr>
-      </w:pPr>
-      <w:r>
-        <w:rPr>
-          <w:rFonts w:ascii="Times New Roman" w:hAnsi="Times New Roman" w:cs="Times New Roman"/>
-          <w:szCs w:val="21"/>
-        </w:rPr>
-        <w:t>1</w:t>
-      </w:r>
-      <w:r>
-        <w:rPr>
-          <w:rFonts w:ascii="Times New Roman" w:hAnsi="Times New Roman" w:cs="Times New Roman"/>
-          <w:szCs w:val="21"/>
-        </w:rPr>
-        <w:t>4</w:t>
-      </w:r>
-      <w:r>
-        <w:rPr>
-          <w:rFonts w:ascii="Times New Roman" w:hAnsi="Times New Roman" w:cs="Times New Roman"/>
-          <w:szCs w:val="21"/>
-        </w:rPr>
-        <w:t>. In "Center-aligned Counting Mode," the counter counts:</w:t>
-      </w:r>
-    </w:p>
-    <w:p>
-      <w:pPr>
-        <w:spacing w:after="0" w:line="240" w:lineRule="auto"/>
-        <w:rPr>
-          <w:rFonts w:ascii="Times New Roman" w:hAnsi="Times New Roman" w:cs="Times New Roman"/>
-          <w:szCs w:val="21"/>
-        </w:rPr>
-      </w:pPr>
-      <w:r>
-        <w:rPr>
-          <w:rFonts w:ascii="Times New Roman" w:hAnsi="Times New Roman" w:cs="Times New Roman"/>
-          <w:szCs w:val="21"/>
-        </w:rPr>
-        <w:t>A. Up from 0 to ARR, then resets to 0.</w:t>
-      </w:r>
-    </w:p>
-    <w:p>
-      <w:pPr>
-        <w:spacing w:after="0" w:line="240" w:lineRule="auto"/>
-        <w:rPr>
-          <w:rFonts w:ascii="Times New Roman" w:hAnsi="Times New Roman" w:cs="Times New Roman"/>
-          <w:szCs w:val="21"/>
-        </w:rPr>
-      </w:pPr>
-      <w:r>
-        <w:rPr>
-          <w:rFonts w:ascii="Times New Roman" w:hAnsi="Times New Roman" w:cs="Times New Roman"/>
-          <w:szCs w:val="21"/>
-        </w:rPr>
-        <w:t>B. Down from ARR to 0, then resets to ARR.</w:t>
-      </w:r>
-    </w:p>
-    <w:p>
-      <w:pPr>
-        <w:spacing w:after="0" w:line="240" w:lineRule="auto"/>
-        <w:rPr>
-          <w:rFonts w:ascii="Times New Roman" w:hAnsi="Times New Roman" w:cs="Times New Roman"/>
-          <w:szCs w:val="21"/>
-        </w:rPr>
-      </w:pPr>
-      <w:r>
-        <w:rPr>
-          <w:rFonts w:ascii="Times New Roman" w:hAnsi="Times New Roman" w:cs="Times New Roman"/>
-          <w:szCs w:val="21"/>
-        </w:rPr>
-        <w:t>C. Up from 0 to ARR, then Down from ARR to 0.</w:t>
-      </w:r>
-    </w:p>
-    <w:p>
-      <w:pPr>
-        <w:spacing w:after="0" w:line="240" w:lineRule="auto"/>
-        <w:rPr>
-          <w:rFonts w:ascii="Times New Roman" w:hAnsi="Times New Roman" w:cs="Times New Roman"/>
-          <w:szCs w:val="21"/>
-        </w:rPr>
-      </w:pPr>
-      <w:r>
-        <w:rPr>
-          <w:rFonts w:ascii="Times New Roman" w:hAnsi="Times New Roman" w:cs="Times New Roman"/>
-          <w:szCs w:val="21"/>
-        </w:rPr>
-        <w:t>D. Randomly between 0 and ARR.</w:t>
-      </w:r>
-    </w:p>
-    <w:p>
-      <w:pPr>
-        <w:spacing w:after="0" w:line="240" w:lineRule="auto"/>
-        <w:rPr>
-          <w:rFonts w:ascii="Times New Roman" w:hAnsi="Times New Roman" w:cs="Times New Roman"/>
-          <w:szCs w:val="21"/>
-        </w:rPr>
-      </w:pPr>
-      <w:r>
-        <w:rPr>
-          <w:rFonts w:ascii="Times New Roman" w:hAnsi="Times New Roman" w:cs="Times New Roman"/>
-          <w:szCs w:val="21"/>
-        </w:rPr>
-        <w:t xml:space="preserve">ANS: </w:t>
-      </w:r>
-      <w:r>
-        <w:rPr>
-          <w:rFonts w:ascii="Times New Roman" w:hAnsi="Times New Roman" w:cs="Times New Roman"/>
-          <w:szCs w:val="21"/>
-        </w:rPr>
-        <w:t>C</w:t>
-      </w:r>
-    </w:p>
-    <w:p>
-      <w:pPr>
-        <w:spacing w:after="0" w:line="240" w:lineRule="auto"/>
-        <w:rPr>
-          <w:rFonts w:ascii="Times New Roman" w:hAnsi="Times New Roman" w:cs="Times New Roman"/>
-          <w:szCs w:val="21"/>
-        </w:rPr>
-      </w:pPr>
-    </w:p>
-    <w:p>
-      <w:pPr>
-        <w:spacing w:after="0" w:line="240" w:lineRule="auto"/>
-        <w:rPr>
-          <w:rFonts w:ascii="Times New Roman" w:hAnsi="Times New Roman" w:cs="Times New Roman"/>
-          <w:szCs w:val="21"/>
-        </w:rPr>
-      </w:pPr>
-      <w:r>
-        <w:rPr>
-          <w:rFonts w:ascii="Times New Roman" w:hAnsi="Times New Roman" w:cs="Times New Roman"/>
-          <w:szCs w:val="21"/>
-        </w:rPr>
-        <w:t>1</w:t>
-      </w:r>
-      <w:r>
-        <w:rPr>
-          <w:rFonts w:ascii="Times New Roman" w:hAnsi="Times New Roman" w:cs="Times New Roman"/>
-          <w:szCs w:val="21"/>
-        </w:rPr>
-        <w:t>5</w:t>
-      </w:r>
-      <w:r>
-        <w:rPr>
-          <w:rFonts w:ascii="Times New Roman" w:hAnsi="Times New Roman" w:cs="Times New Roman"/>
-          <w:szCs w:val="21"/>
-        </w:rPr>
-        <w:t>. Which PWM Mode behaves as "Low True" (Active Low) in Up-counting mode?</w:t>
-      </w:r>
-    </w:p>
-    <w:p>
-      <w:pPr>
-        <w:spacing w:after="0" w:line="240" w:lineRule="auto"/>
-        <w:rPr>
-          <w:rFonts w:ascii="Times New Roman" w:hAnsi="Times New Roman" w:cs="Times New Roman"/>
-          <w:szCs w:val="21"/>
-        </w:rPr>
-      </w:pPr>
-      <w:r>
-        <w:rPr>
-          <w:rFonts w:ascii="Times New Roman" w:hAnsi="Times New Roman" w:cs="Times New Roman"/>
-          <w:szCs w:val="21"/>
-        </w:rPr>
-        <w:t>A. PWM Mode 1</w:t>
-      </w:r>
-    </w:p>
-    <w:p>
-      <w:pPr>
-        <w:spacing w:after="0" w:line="240" w:lineRule="auto"/>
-        <w:rPr>
-          <w:rFonts w:ascii="Times New Roman" w:hAnsi="Times New Roman" w:cs="Times New Roman"/>
-          <w:szCs w:val="21"/>
-        </w:rPr>
-      </w:pPr>
-      <w:r>
-        <w:rPr>
-          <w:rFonts w:ascii="Times New Roman" w:hAnsi="Times New Roman" w:cs="Times New Roman"/>
-          <w:szCs w:val="21"/>
-        </w:rPr>
-        <w:t>B. PWM Mode 2</w:t>
-      </w:r>
-    </w:p>
-    <w:p>
-      <w:pPr>
-        <w:spacing w:after="0" w:line="240" w:lineRule="auto"/>
-        <w:rPr>
-          <w:rFonts w:ascii="Times New Roman" w:hAnsi="Times New Roman" w:cs="Times New Roman"/>
-          <w:szCs w:val="21"/>
-        </w:rPr>
-      </w:pPr>
-      <w:r>
-        <w:rPr>
-          <w:rFonts w:ascii="Times New Roman" w:hAnsi="Times New Roman" w:cs="Times New Roman"/>
-          <w:szCs w:val="21"/>
-        </w:rPr>
-        <w:lastRenderedPageBreak/>
-        <w:t>C. Center-aligned Mode</w:t>
-      </w:r>
-    </w:p>
-    <w:p>
-      <w:pPr>
-        <w:spacing w:after="0" w:line="240" w:lineRule="auto"/>
-        <w:rPr>
-          <w:rFonts w:ascii="Times New Roman" w:hAnsi="Times New Roman" w:cs="Times New Roman"/>
-          <w:szCs w:val="21"/>
-        </w:rPr>
-      </w:pPr>
-      <w:r>
-        <w:rPr>
-          <w:rFonts w:ascii="Times New Roman" w:hAnsi="Times New Roman" w:cs="Times New Roman"/>
-          <w:szCs w:val="21"/>
-        </w:rPr>
-        <w:t>D. Capture Mode</w:t>
-      </w:r>
-    </w:p>
-    <w:p>
-      <w:pPr>
-        <w:spacing w:after="0" w:line="240" w:lineRule="auto"/>
-        <w:rPr>
-          <w:rFonts w:ascii="Times New Roman" w:hAnsi="Times New Roman" w:cs="Times New Roman"/>
-          <w:szCs w:val="21"/>
-        </w:rPr>
-      </w:pPr>
-      <w:r>
-        <w:rPr>
-          <w:rFonts w:ascii="Times New Roman" w:hAnsi="Times New Roman" w:cs="Times New Roman"/>
-          <w:szCs w:val="21"/>
-        </w:rPr>
-        <w:t xml:space="preserve">ANS: </w:t>
-      </w:r>
-      <w:r>
-        <w:rPr>
-          <w:rFonts w:ascii="Times New Roman" w:hAnsi="Times New Roman" w:cs="Times New Roman"/>
-          <w:szCs w:val="21"/>
-        </w:rPr>
-        <w:t>A (Mode 1 is Low True/Active when CNT &lt; CCR)</w:t>
-      </w:r>
-    </w:p>
-    <w:p>
-      <w:pPr>
-        <w:spacing w:after="0" w:line="240" w:lineRule="auto"/>
-        <w:rPr>
-          <w:rFonts w:ascii="Times New Roman" w:hAnsi="Times New Roman" w:cs="Times New Roman"/>
-          <w:szCs w:val="21"/>
-        </w:rPr>
-      </w:pPr>
-    </w:p>
-    <w:p>
-      <w:pPr>
-        <w:spacing w:after="0" w:line="240" w:lineRule="auto"/>
-        <w:rPr>
-          <w:rFonts w:ascii="Times New Roman" w:hAnsi="Times New Roman" w:cs="Times New Roman"/>
-          <w:szCs w:val="21"/>
-        </w:rPr>
-      </w:pPr>
-      <w:r>
-        <w:rPr>
-          <w:rFonts w:ascii="Times New Roman" w:hAnsi="Times New Roman" w:cs="Times New Roman"/>
-          <w:szCs w:val="21"/>
-        </w:rPr>
-        <w:t>1</w:t>
-      </w:r>
-      <w:r>
-        <w:rPr>
-          <w:rFonts w:ascii="Times New Roman" w:hAnsi="Times New Roman" w:cs="Times New Roman"/>
-          <w:szCs w:val="21"/>
-        </w:rPr>
-        <w:t>6</w:t>
-      </w:r>
-      <w:r>
-        <w:rPr>
-          <w:rFonts w:ascii="Times New Roman" w:hAnsi="Times New Roman" w:cs="Times New Roman"/>
-          <w:szCs w:val="21"/>
-        </w:rPr>
-        <w:t>. In PWM Mode 1 (Up-counting), if CNT &lt; CCR, the output is:</w:t>
-      </w:r>
-    </w:p>
-    <w:p>
-      <w:pPr>
-        <w:spacing w:after="0" w:line="240" w:lineRule="auto"/>
-        <w:rPr>
-          <w:rFonts w:ascii="Times New Roman" w:hAnsi="Times New Roman" w:cs="Times New Roman"/>
-          <w:szCs w:val="21"/>
-        </w:rPr>
-      </w:pPr>
-      <w:r>
-        <w:rPr>
-          <w:rFonts w:ascii="Times New Roman" w:hAnsi="Times New Roman" w:cs="Times New Roman"/>
-          <w:szCs w:val="21"/>
-        </w:rPr>
-        <w:t>A. Active (High)</w:t>
-      </w:r>
-    </w:p>
-    <w:p>
-      <w:pPr>
-        <w:spacing w:after="0" w:line="240" w:lineRule="auto"/>
-        <w:rPr>
-          <w:rFonts w:ascii="Times New Roman" w:hAnsi="Times New Roman" w:cs="Times New Roman"/>
-          <w:szCs w:val="21"/>
-        </w:rPr>
-      </w:pPr>
-      <w:r>
-        <w:rPr>
-          <w:rFonts w:ascii="Times New Roman" w:hAnsi="Times New Roman" w:cs="Times New Roman"/>
-          <w:szCs w:val="21"/>
-        </w:rPr>
-        <w:t>B. Inactive (Low)</w:t>
-      </w:r>
-    </w:p>
-    <w:p>
-      <w:pPr>
-        <w:spacing w:after="0" w:line="240" w:lineRule="auto"/>
-        <w:rPr>
-          <w:rFonts w:ascii="Times New Roman" w:hAnsi="Times New Roman" w:cs="Times New Roman"/>
-          <w:szCs w:val="21"/>
-        </w:rPr>
-      </w:pPr>
-      <w:r>
-        <w:rPr>
-          <w:rFonts w:ascii="Times New Roman" w:hAnsi="Times New Roman" w:cs="Times New Roman"/>
-          <w:szCs w:val="21"/>
-        </w:rPr>
-        <w:t>C. Toggled</w:t>
-      </w:r>
-    </w:p>
-    <w:p>
-      <w:pPr>
-        <w:spacing w:after="0" w:line="240" w:lineRule="auto"/>
-        <w:rPr>
-          <w:rFonts w:ascii="Times New Roman" w:hAnsi="Times New Roman" w:cs="Times New Roman"/>
-          <w:szCs w:val="21"/>
-        </w:rPr>
-      </w:pPr>
-      <w:r>
-        <w:rPr>
-          <w:rFonts w:ascii="Times New Roman" w:hAnsi="Times New Roman" w:cs="Times New Roman"/>
-          <w:szCs w:val="21"/>
-        </w:rPr>
-        <w:t>D. Undefined</w:t>
-      </w:r>
-    </w:p>
-    <w:p>
-      <w:pPr>
-        <w:spacing w:after="0" w:line="240" w:lineRule="auto"/>
-        <w:rPr>
-          <w:rFonts w:ascii="Times New Roman" w:hAnsi="Times New Roman" w:cs="Times New Roman"/>
-          <w:szCs w:val="21"/>
-        </w:rPr>
-      </w:pPr>
-      <w:r>
-        <w:rPr>
-          <w:rFonts w:ascii="Times New Roman" w:hAnsi="Times New Roman" w:cs="Times New Roman"/>
-          <w:szCs w:val="21"/>
-        </w:rPr>
-        <w:t xml:space="preserve">ANS: </w:t>
-      </w:r>
-      <w:r>
-        <w:rPr>
-          <w:rFonts w:ascii="Times New Roman" w:hAnsi="Times New Roman" w:cs="Times New Roman"/>
-          <w:szCs w:val="21"/>
-        </w:rPr>
-        <w:t>A</w:t>
-      </w:r>
-    </w:p>
-    <w:p>
-      <w:pPr>
-        <w:spacing w:after="0" w:line="240" w:lineRule="auto"/>
-        <w:rPr>
-          <w:rFonts w:ascii="Times New Roman" w:hAnsi="Times New Roman" w:cs="Times New Roman"/>
-          <w:szCs w:val="21"/>
-        </w:rPr>
-      </w:pPr>
-    </w:p>
-    <w:p>
-      <w:pPr>
-        <w:spacing w:after="0" w:line="240" w:lineRule="auto"/>
-        <w:rPr>
-          <w:rFonts w:ascii="Times New Roman" w:hAnsi="Times New Roman" w:cs="Times New Roman"/>
-          <w:szCs w:val="21"/>
-        </w:rPr>
-      </w:pPr>
-      <w:r>
-        <w:rPr>
-          <w:rFonts w:ascii="Times New Roman" w:hAnsi="Times New Roman" w:cs="Times New Roman"/>
-          <w:szCs w:val="21"/>
-        </w:rPr>
-        <w:t>1</w:t>
-      </w:r>
-      <w:r>
-        <w:rPr>
-          <w:rFonts w:ascii="Times New Roman" w:hAnsi="Times New Roman" w:cs="Times New Roman"/>
-          <w:szCs w:val="21"/>
-        </w:rPr>
-        <w:t>7</w:t>
-      </w:r>
-      <w:r>
-        <w:rPr>
-          <w:rFonts w:ascii="Times New Roman" w:hAnsi="Times New Roman" w:cs="Times New Roman"/>
-          <w:szCs w:val="21"/>
-        </w:rPr>
-        <w:t>. To increase the Duty Cycle in PWM Mode 1, you should:</w:t>
-      </w:r>
-    </w:p>
-    <w:p>
-      <w:pPr>
-        <w:spacing w:after="0" w:line="240" w:lineRule="auto"/>
-        <w:rPr>
-          <w:rFonts w:ascii="Times New Roman" w:hAnsi="Times New Roman" w:cs="Times New Roman"/>
-          <w:szCs w:val="21"/>
-        </w:rPr>
-      </w:pPr>
-      <w:r>
-        <w:rPr>
-          <w:rFonts w:ascii="Times New Roman" w:hAnsi="Times New Roman" w:cs="Times New Roman"/>
-          <w:szCs w:val="21"/>
-        </w:rPr>
-        <w:t>A. Decrease the CCR value.</w:t>
-      </w:r>
-    </w:p>
-    <w:p>
-      <w:pPr>
-        <w:spacing w:after="0" w:line="240" w:lineRule="auto"/>
-        <w:rPr>
-          <w:rFonts w:ascii="Times New Roman" w:hAnsi="Times New Roman" w:cs="Times New Roman"/>
-          <w:szCs w:val="21"/>
-        </w:rPr>
-      </w:pPr>
-      <w:r>
-        <w:rPr>
-          <w:rFonts w:ascii="Times New Roman" w:hAnsi="Times New Roman" w:cs="Times New Roman"/>
-          <w:szCs w:val="21"/>
-        </w:rPr>
-        <w:t>B. Increase the CCR value.</w:t>
-      </w:r>
-    </w:p>
-    <w:p>
-      <w:pPr>
-        <w:spacing w:after="0" w:line="240" w:lineRule="auto"/>
-        <w:rPr>
-          <w:rFonts w:ascii="Times New Roman" w:hAnsi="Times New Roman" w:cs="Times New Roman"/>
-          <w:szCs w:val="21"/>
-        </w:rPr>
-      </w:pPr>
-      <w:r>
-        <w:rPr>
-          <w:rFonts w:ascii="Times New Roman" w:hAnsi="Times New Roman" w:cs="Times New Roman"/>
-          <w:szCs w:val="21"/>
-        </w:rPr>
-        <w:t>C. Set ARR to 0.</w:t>
-      </w:r>
-    </w:p>
-    <w:p>
-      <w:pPr>
-        <w:spacing w:after="0" w:line="240" w:lineRule="auto"/>
-        <w:rPr>
-          <w:rFonts w:ascii="Times New Roman" w:hAnsi="Times New Roman" w:cs="Times New Roman"/>
-          <w:szCs w:val="21"/>
-        </w:rPr>
-      </w:pPr>
-      <w:r>
-        <w:rPr>
-          <w:rFonts w:ascii="Times New Roman" w:hAnsi="Times New Roman" w:cs="Times New Roman"/>
-          <w:szCs w:val="21"/>
-        </w:rPr>
-        <w:t>D. Increase the Prescaler (PSC).</w:t>
-      </w:r>
-    </w:p>
-    <w:p>
-      <w:pPr>
-        <w:spacing w:after="0" w:line="240" w:lineRule="auto"/>
-        <w:rPr>
-          <w:rFonts w:ascii="Times New Roman" w:hAnsi="Times New Roman" w:cs="Times New Roman"/>
-          <w:szCs w:val="21"/>
-        </w:rPr>
-      </w:pPr>
-      <w:r>
-        <w:rPr>
-          <w:rFonts w:ascii="Times New Roman" w:hAnsi="Times New Roman" w:cs="Times New Roman"/>
-          <w:szCs w:val="21"/>
-        </w:rPr>
-        <w:t xml:space="preserve">ANS: </w:t>
-      </w:r>
-      <w:r>
-        <w:rPr>
-          <w:rFonts w:ascii="Times New Roman" w:hAnsi="Times New Roman" w:cs="Times New Roman"/>
-          <w:szCs w:val="21"/>
-        </w:rPr>
-        <w:t>B (Higher CCR means the "Active" condition CNT &lt; CCR lasts longer)</w:t>
-      </w:r>
-    </w:p>
-    <w:p>
-      <w:pPr>
-        <w:spacing w:after="0" w:line="240" w:lineRule="auto"/>
-        <w:rPr>
-          <w:rFonts w:ascii="Times New Roman" w:hAnsi="Times New Roman" w:cs="Times New Roman"/>
-          <w:szCs w:val="21"/>
-        </w:rPr>
-      </w:pPr>
-    </w:p>
-    <w:p>
-      <w:pPr>
-        <w:spacing w:after="0" w:line="240" w:lineRule="auto"/>
-        <w:rPr>
-          <w:rFonts w:ascii="Times New Roman" w:hAnsi="Times New Roman" w:cs="Times New Roman"/>
-          <w:szCs w:val="21"/>
-        </w:rPr>
-      </w:pPr>
-      <w:r>
-        <w:rPr>
-          <w:rFonts w:ascii="Times New Roman" w:hAnsi="Times New Roman" w:cs="Times New Roman"/>
-          <w:szCs w:val="21"/>
-        </w:rPr>
-        <w:t>1</w:t>
-      </w:r>
-      <w:r>
-        <w:rPr>
-          <w:rFonts w:ascii="Times New Roman" w:hAnsi="Times New Roman" w:cs="Times New Roman"/>
-          <w:szCs w:val="21"/>
-        </w:rPr>
-        <w:t>8</w:t>
-      </w:r>
-      <w:r>
-        <w:rPr>
-          <w:rFonts w:ascii="Times New Roman" w:hAnsi="Times New Roman" w:cs="Times New Roman"/>
-          <w:szCs w:val="21"/>
-        </w:rPr>
-        <w:t>. How is the Duty Cycle calculated for PWM Mode 1?</w:t>
-      </w:r>
-    </w:p>
-    <w:p>
-      <w:pPr>
-        <w:spacing w:after="0" w:line="240" w:lineRule="auto"/>
-        <w:rPr>
-          <w:rFonts w:ascii="Times New Roman" w:hAnsi="Times New Roman" w:cs="Times New Roman"/>
-          <w:szCs w:val="21"/>
-        </w:rPr>
-      </w:pPr>
-      <w:r>
-        <w:rPr>
-          <w:rFonts w:ascii="Times New Roman" w:hAnsi="Times New Roman" w:cs="Times New Roman"/>
-          <w:szCs w:val="21"/>
-        </w:rPr>
-        <w:t>A. Duty Cycle = 1 - (CCR / (ARR + 1))</w:t>
-      </w:r>
-    </w:p>
-    <w:p>
-      <w:pPr>
-        <w:spacing w:after="0" w:line="240" w:lineRule="auto"/>
-        <w:rPr>
-          <w:rFonts w:ascii="Times New Roman" w:hAnsi="Times New Roman" w:cs="Times New Roman"/>
-          <w:szCs w:val="21"/>
-        </w:rPr>
-      </w:pPr>
-      <w:r>
-        <w:rPr>
-          <w:rFonts w:ascii="Times New Roman" w:hAnsi="Times New Roman" w:cs="Times New Roman"/>
-          <w:szCs w:val="21"/>
-        </w:rPr>
-        <w:t>B. Duty Cycle = CCR / (ARR + 1)</w:t>
-      </w:r>
-    </w:p>
-    <w:p>
-      <w:pPr>
-        <w:spacing w:after="0" w:line="240" w:lineRule="auto"/>
-        <w:rPr>
-          <w:rFonts w:ascii="Times New Roman" w:hAnsi="Times New Roman" w:cs="Times New Roman"/>
-          <w:szCs w:val="21"/>
-        </w:rPr>
-      </w:pPr>
-      <w:r>
-        <w:rPr>
-          <w:rFonts w:ascii="Times New Roman" w:hAnsi="Times New Roman" w:cs="Times New Roman"/>
-          <w:szCs w:val="21"/>
-        </w:rPr>
-        <w:t>C. Duty Cycle = (ARR + 1) / CCR</w:t>
-      </w:r>
-    </w:p>
-    <w:p>
-      <w:pPr>
-        <w:spacing w:after="0" w:line="240" w:lineRule="auto"/>
-        <w:rPr>
-          <w:rFonts w:ascii="Times New Roman" w:hAnsi="Times New Roman" w:cs="Times New Roman"/>
-          <w:szCs w:val="21"/>
-        </w:rPr>
-      </w:pPr>
-      <w:r>
-        <w:rPr>
-          <w:rFonts w:ascii="Times New Roman" w:hAnsi="Times New Roman" w:cs="Times New Roman"/>
-          <w:szCs w:val="21"/>
-        </w:rPr>
-        <w:t>D. Duty Cycle = PSC / ARR</w:t>
-      </w:r>
-    </w:p>
-    <w:p>
-      <w:pPr>
-        <w:spacing w:after="0" w:line="240" w:lineRule="auto"/>
-        <w:rPr>
-          <w:rFonts w:ascii="Times New Roman" w:hAnsi="Times New Roman" w:cs="Times New Roman"/>
-          <w:szCs w:val="21"/>
-        </w:rPr>
-      </w:pPr>
-      <w:r>
-        <w:rPr>
-          <w:rFonts w:ascii="Times New Roman" w:hAnsi="Times New Roman" w:cs="Times New Roman"/>
-          <w:szCs w:val="21"/>
-        </w:rPr>
-        <w:t xml:space="preserve">ANS: </w:t>
-      </w:r>
-      <w:r>
-        <w:rPr>
-          <w:rFonts w:ascii="Times New Roman" w:hAnsi="Times New Roman" w:cs="Times New Roman"/>
-          <w:szCs w:val="21"/>
-        </w:rPr>
-        <w:t>B</w:t>
-      </w:r>
-    </w:p>
-    <w:p>
-      <w:pPr>
-        <w:spacing w:after="0" w:line="240" w:lineRule="auto"/>
-        <w:rPr>
-          <w:rFonts w:ascii="Times New Roman" w:hAnsi="Times New Roman" w:cs="Times New Roman"/>
-          <w:szCs w:val="21"/>
-        </w:rPr>
-      </w:pPr>
-    </w:p>
-    <w:p>
-      <w:pPr>
-        <w:spacing w:after="0" w:line="240" w:lineRule="auto"/>
-        <w:rPr>
-          <w:rFonts w:ascii="Times New Roman" w:hAnsi="Times New Roman" w:cs="Times New Roman"/>
-          <w:szCs w:val="21"/>
-        </w:rPr>
-      </w:pPr>
-      <w:r>
-        <w:rPr>
-          <w:rFonts w:ascii="Times New Roman" w:hAnsi="Times New Roman" w:cs="Times New Roman"/>
-          <w:szCs w:val="21"/>
-        </w:rPr>
-        <w:t>19</w:t>
+        <w:t>10</w:t>
       </w:r>
       <w:r>
         <w:rPr>
@@ -2425,14 +1285,7 @@
           <w:rFonts w:ascii="Times New Roman" w:hAnsi="Times New Roman" w:cs="Times New Roman"/>
           <w:szCs w:val="21"/>
         </w:rPr>
-        <w:t>2</w:t>
-      </w:r>
-      <w:r>
-        <w:rPr>
-          <w:rFonts w:ascii="Times New Roman" w:hAnsi="Times New Roman" w:cs="Times New Roman"/>
-          <w:szCs w:val="21"/>
-        </w:rPr>
-        <w:t>0</w:t>
+        <w:t>11</w:t>
       </w:r>
       <w:r>
         <w:rPr>

--- a/Quiz/Ch16 Quiz ANS.docx
+++ b/Quiz/Ch16 Quiz ANS.docx
@@ -135,7 +135,23 @@
           <w:rFonts w:ascii="Times New Roman" w:hAnsi="Times New Roman" w:cs="Times New Roman"/>
           <w:szCs w:val="21"/>
         </w:rPr>
-        <w:t>C. Prescaler Register (PSC)</w:t>
+        <w:t xml:space="preserve">C. </w:t>
+      </w:r>
+      <w:proofErr w:type="spellStart"/>
+      <w:r>
+        <w:rPr>
+          <w:rFonts w:ascii="Times New Roman" w:hAnsi="Times New Roman" w:cs="Times New Roman"/>
+          <w:szCs w:val="21"/>
+        </w:rPr>
+        <w:t>Prescaler</w:t>
+      </w:r>
+      <w:proofErr w:type="spellEnd"/>
+      <w:r>
+        <w:rPr>
+          <w:rFonts w:ascii="Times New Roman" w:hAnsi="Times New Roman" w:cs="Times New Roman"/>
+          <w:szCs w:val="21"/>
+        </w:rPr>
+        <w:t xml:space="preserve"> Register (PSC)</w:t>
       </w:r>
     </w:p>
     <w:p>
@@ -174,7 +190,23 @@
           <w:rFonts w:ascii="Times New Roman" w:hAnsi="Times New Roman" w:cs="Times New Roman"/>
           <w:szCs w:val="21"/>
         </w:rPr>
-        <w:t>C (Prescaler Register)</w:t>
+        <w:t>C (</w:t>
+      </w:r>
+      <w:proofErr w:type="spellStart"/>
+      <w:r>
+        <w:rPr>
+          <w:rFonts w:ascii="Times New Roman" w:hAnsi="Times New Roman" w:cs="Times New Roman"/>
+          <w:szCs w:val="21"/>
+        </w:rPr>
+        <w:t>Prescaler</w:t>
+      </w:r>
+      <w:proofErr w:type="spellEnd"/>
+      <w:r>
+        <w:rPr>
+          <w:rFonts w:ascii="Times New Roman" w:hAnsi="Times New Roman" w:cs="Times New Roman"/>
+          <w:szCs w:val="21"/>
+        </w:rPr>
+        <w:t xml:space="preserve"> Register)</w:t>
       </w:r>
     </w:p>
     <w:p>
@@ -206,7 +238,23 @@
           <w:rFonts w:ascii="Times New Roman" w:hAnsi="Times New Roman" w:cs="Times New Roman"/>
           <w:szCs w:val="21"/>
         </w:rPr>
-        <w:t>. If the CPU Clock is 16 MHz and PSC is set to 15999, what is the Timer Clock frequency (fCK_CNT)?</w:t>
+        <w:t>. If the CPU Clock is 16 MHz and PSC is set to 15999, what is the Timer Clock frequency (</w:t>
+      </w:r>
+      <w:proofErr w:type="spellStart"/>
+      <w:r>
+        <w:rPr>
+          <w:rFonts w:ascii="Times New Roman" w:hAnsi="Times New Roman" w:cs="Times New Roman"/>
+          <w:szCs w:val="21"/>
+        </w:rPr>
+        <w:t>fCK_CNT</w:t>
+      </w:r>
+      <w:proofErr w:type="spellEnd"/>
+      <w:r>
+        <w:rPr>
+          <w:rFonts w:ascii="Times New Roman" w:hAnsi="Times New Roman" w:cs="Times New Roman"/>
+          <w:szCs w:val="21"/>
+        </w:rPr>
+        <w:t>)?</w:t>
       </w:r>
     </w:p>
     <w:p>
@@ -985,7 +1033,23 @@
           <w:rFonts w:ascii="Times New Roman" w:hAnsi="Times New Roman" w:cs="Times New Roman"/>
           <w:szCs w:val="21"/>
         </w:rPr>
-        <w:t>D. Increase the Prescaler (PSC).</w:t>
+        <w:t xml:space="preserve">D. Increase the </w:t>
+      </w:r>
+      <w:proofErr w:type="spellStart"/>
+      <w:r>
+        <w:rPr>
+          <w:rFonts w:ascii="Times New Roman" w:hAnsi="Times New Roman" w:cs="Times New Roman"/>
+          <w:szCs w:val="21"/>
+        </w:rPr>
+        <w:t>Prescaler</w:t>
+      </w:r>
+      <w:proofErr w:type="spellEnd"/>
+      <w:r>
+        <w:rPr>
+          <w:rFonts w:ascii="Times New Roman" w:hAnsi="Times New Roman" w:cs="Times New Roman"/>
+          <w:szCs w:val="21"/>
+        </w:rPr>
+        <w:t xml:space="preserve"> (PSC).</w:t>
       </w:r>
     </w:p>
     <w:p>
@@ -1261,209 +1325,6 @@
           <w:szCs w:val="21"/>
         </w:rPr>
         <w:t>B (Duty = CCR / (ARR + 1) = 250 / 1000 = 25%)</w:t>
-      </w:r>
-    </w:p>
-    <w:p>
-      <w:pPr>
-        <w:spacing w:after="0" w:line="240" w:lineRule="auto"/>
-        <w:rPr>
-          <w:rFonts w:ascii="Times New Roman" w:hAnsi="Times New Roman" w:cs="Times New Roman"/>
-          <w:szCs w:val="21"/>
-        </w:rPr>
-      </w:pPr>
-    </w:p>
-    <w:p>
-      <w:pPr>
-        <w:spacing w:after="0" w:line="240" w:lineRule="auto"/>
-        <w:rPr>
-          <w:rFonts w:ascii="Times New Roman" w:hAnsi="Times New Roman" w:cs="Times New Roman"/>
-          <w:szCs w:val="21"/>
-        </w:rPr>
-      </w:pPr>
-      <w:r>
-        <w:rPr>
-          <w:rFonts w:ascii="Times New Roman" w:hAnsi="Times New Roman" w:cs="Times New Roman"/>
-          <w:szCs w:val="21"/>
-        </w:rPr>
-        <w:t>11</w:t>
-      </w:r>
-      <w:r>
-        <w:rPr>
-          <w:rFonts w:ascii="Times New Roman" w:hAnsi="Times New Roman" w:cs="Times New Roman"/>
-          <w:szCs w:val="21"/>
-        </w:rPr>
-        <w:t xml:space="preserve">. </w:t>
-      </w:r>
-      <w:r>
-        <w:rPr>
-          <w:rFonts w:ascii="Times New Roman" w:hAnsi="Times New Roman" w:cs="Times New Roman"/>
-          <w:szCs w:val="21"/>
-        </w:rPr>
-        <w:t>In center-aligned mode, a timer has ARR = 4000, PSC chosen so that the counter clock is 50 kHz. What is the PWM period?</w:t>
-      </w:r>
-    </w:p>
-    <w:p>
-      <w:pPr>
-        <w:spacing w:after="0" w:line="240" w:lineRule="auto"/>
-        <w:rPr>
-          <w:rFonts w:ascii="Times New Roman" w:hAnsi="Times New Roman" w:cs="Times New Roman"/>
-          <w:szCs w:val="21"/>
-        </w:rPr>
-      </w:pPr>
-      <w:r>
-        <w:rPr>
-          <w:rFonts w:ascii="Times New Roman" w:hAnsi="Times New Roman" w:cs="Times New Roman"/>
-          <w:szCs w:val="21"/>
-        </w:rPr>
-        <w:t>A. 40 ms</w:t>
-      </w:r>
-    </w:p>
-    <w:p>
-      <w:pPr>
-        <w:spacing w:after="0" w:line="240" w:lineRule="auto"/>
-        <w:rPr>
-          <w:rFonts w:ascii="Times New Roman" w:hAnsi="Times New Roman" w:cs="Times New Roman"/>
-          <w:szCs w:val="21"/>
-        </w:rPr>
-      </w:pPr>
-      <w:r>
-        <w:rPr>
-          <w:rFonts w:ascii="Times New Roman" w:hAnsi="Times New Roman" w:cs="Times New Roman"/>
-          <w:szCs w:val="21"/>
-        </w:rPr>
-        <w:t>B. 160 ms</w:t>
-      </w:r>
-    </w:p>
-    <w:p>
-      <w:pPr>
-        <w:spacing w:after="0" w:line="240" w:lineRule="auto"/>
-        <w:rPr>
-          <w:rFonts w:ascii="Times New Roman" w:hAnsi="Times New Roman" w:cs="Times New Roman"/>
-          <w:szCs w:val="21"/>
-        </w:rPr>
-      </w:pPr>
-      <w:r>
-        <w:rPr>
-          <w:rFonts w:ascii="Times New Roman" w:hAnsi="Times New Roman" w:cs="Times New Roman"/>
-          <w:szCs w:val="21"/>
-        </w:rPr>
-        <w:t xml:space="preserve">C. </w:t>
-      </w:r>
-      <w:r>
-        <w:rPr>
-          <w:rFonts w:ascii="Times New Roman" w:hAnsi="Times New Roman" w:cs="Times New Roman"/>
-          <w:szCs w:val="21"/>
-        </w:rPr>
-        <w:t>320</w:t>
-      </w:r>
-      <w:r>
-        <w:rPr>
-          <w:rFonts w:ascii="Times New Roman" w:hAnsi="Times New Roman" w:cs="Times New Roman"/>
-          <w:szCs w:val="21"/>
-        </w:rPr>
-        <w:t xml:space="preserve"> </w:t>
-      </w:r>
-      <w:r>
-        <w:rPr>
-          <w:rFonts w:ascii="Times New Roman" w:hAnsi="Times New Roman" w:cs="Times New Roman"/>
-          <w:szCs w:val="21"/>
-        </w:rPr>
-        <w:t>ms</w:t>
-      </w:r>
-    </w:p>
-    <w:p>
-      <w:pPr>
-        <w:spacing w:after="0" w:line="240" w:lineRule="auto"/>
-        <w:rPr>
-          <w:rFonts w:ascii="Times New Roman" w:hAnsi="Times New Roman" w:cs="Times New Roman"/>
-          <w:szCs w:val="21"/>
-        </w:rPr>
-      </w:pPr>
-      <w:r>
-        <w:rPr>
-          <w:rFonts w:ascii="Times New Roman" w:hAnsi="Times New Roman" w:cs="Times New Roman"/>
-          <w:szCs w:val="21"/>
-        </w:rPr>
-        <w:t xml:space="preserve">D. </w:t>
-      </w:r>
-      <w:r>
-        <w:rPr>
-          <w:rFonts w:ascii="Times New Roman" w:hAnsi="Times New Roman" w:cs="Times New Roman"/>
-          <w:szCs w:val="21"/>
-        </w:rPr>
-        <w:t>640</w:t>
-      </w:r>
-      <w:r>
-        <w:rPr>
-          <w:rFonts w:ascii="Times New Roman" w:hAnsi="Times New Roman" w:cs="Times New Roman"/>
-          <w:szCs w:val="21"/>
-        </w:rPr>
-        <w:t xml:space="preserve"> </w:t>
-      </w:r>
-      <w:r>
-        <w:rPr>
-          <w:rFonts w:ascii="Times New Roman" w:hAnsi="Times New Roman" w:cs="Times New Roman"/>
-          <w:szCs w:val="21"/>
-        </w:rPr>
-        <w:t>ms</w:t>
-      </w:r>
-    </w:p>
-    <w:p>
-      <w:pPr>
-        <w:spacing w:after="0" w:line="240" w:lineRule="auto"/>
-        <w:rPr>
-          <w:rFonts w:ascii="Times New Roman" w:hAnsi="Times New Roman" w:cs="Times New Roman"/>
-          <w:szCs w:val="21"/>
-        </w:rPr>
-      </w:pPr>
-      <w:r>
-        <w:rPr>
-          <w:rFonts w:ascii="Times New Roman" w:hAnsi="Times New Roman" w:cs="Times New Roman"/>
-          <w:szCs w:val="21"/>
-        </w:rPr>
-        <w:t>ANS: B (</w:t>
-      </w:r>
-      <w:r>
-        <w:rPr>
-          <w:rFonts w:ascii="Times New Roman" w:hAnsi="Times New Roman" w:cs="Times New Roman"/>
-          <w:szCs w:val="21"/>
-        </w:rPr>
-        <w:t>Period = 2*ARR*T_clk=2*4000/50,000</w:t>
-      </w:r>
-      <w:r>
-        <w:rPr>
-          <w:rFonts w:ascii="Times New Roman" w:hAnsi="Times New Roman" w:cs="Times New Roman"/>
-          <w:szCs w:val="21"/>
-        </w:rPr>
-        <w:t xml:space="preserve"> </w:t>
-      </w:r>
-      <w:r>
-        <w:rPr>
-          <w:rFonts w:ascii="Times New Roman" w:hAnsi="Times New Roman" w:cs="Times New Roman"/>
-          <w:szCs w:val="21"/>
-        </w:rPr>
-        <w:t>=</w:t>
-      </w:r>
-      <w:r>
-        <w:rPr>
-          <w:rFonts w:ascii="Times New Roman" w:hAnsi="Times New Roman" w:cs="Times New Roman"/>
-          <w:szCs w:val="21"/>
-        </w:rPr>
-        <w:t xml:space="preserve"> </w:t>
-      </w:r>
-      <w:r>
-        <w:rPr>
-          <w:rFonts w:ascii="Times New Roman" w:hAnsi="Times New Roman" w:cs="Times New Roman"/>
-          <w:szCs w:val="21"/>
-        </w:rPr>
-        <w:t>0.16 s = 160 ms</w:t>
-      </w:r>
-      <w:r>
-        <w:rPr>
-          <w:rFonts w:ascii="Times New Roman" w:hAnsi="Times New Roman" w:cs="Times New Roman"/>
-          <w:szCs w:val="21"/>
-        </w:rPr>
-        <w:t>)</w:t>
       </w:r>
     </w:p>
     <w:sectPr>
